--- a/docs/Диссертация.docx
+++ b/docs/Диссертация.docx
@@ -8313,15 +8313,7 @@
               <w:sz w:val="28"/>
               <w:szCs w:val="28"/>
             </w:rPr>
-            <m:t>=0</m:t>
-          </m:r>
-          <m:r>
-            <w:rPr>
-              <w:rFonts w:ascii="Cambria Math" w:hAnsi="Cambria Math" w:cs="Times New Roman"/>
-              <w:sz w:val="28"/>
-              <w:szCs w:val="28"/>
-            </w:rPr>
-            <m:t xml:space="preserve"> (n=1,2,…)</m:t>
+            <m:t>=0 (n=1,2,…)</m:t>
           </m:r>
         </m:oMath>
       </m:oMathPara>
@@ -8595,15 +8587,7 @@
               <w:sz w:val="28"/>
               <w:szCs w:val="28"/>
             </w:rPr>
-            <m:t xml:space="preserve">=0 </m:t>
-          </m:r>
-          <m:r>
-            <w:rPr>
-              <w:rFonts w:ascii="Cambria Math" w:hAnsi="Cambria Math" w:cs="Times New Roman"/>
-              <w:sz w:val="28"/>
-              <w:szCs w:val="28"/>
-            </w:rPr>
-            <m:t>(n=1,2,…)</m:t>
+            <m:t>=0 (n=1,2,…)</m:t>
           </m:r>
         </m:oMath>
       </m:oMathPara>
@@ -9087,15 +9071,7 @@
                             <w:sz w:val="28"/>
                             <w:szCs w:val="28"/>
                           </w:rPr>
-                          <m:t>x=</m:t>
-                        </m:r>
-                        <m:r>
-                          <w:rPr>
-                            <w:rFonts w:ascii="Cambria Math" w:hAnsi="Cambria Math" w:cs="Times New Roman"/>
-                            <w:sz w:val="28"/>
-                            <w:szCs w:val="28"/>
-                          </w:rPr>
-                          <m:t>l</m:t>
+                          <m:t>x=l</m:t>
                         </m:r>
                       </m:sub>
                       <m:sup>
@@ -9115,15 +9091,7 @@
                         <w:sz w:val="28"/>
                         <w:szCs w:val="28"/>
                       </w:rPr>
-                      <m:t>=0</m:t>
-                    </m:r>
-                    <m:r>
-                      <w:rPr>
-                        <w:rFonts w:ascii="Cambria Math" w:hAnsi="Cambria Math" w:cs="Times New Roman"/>
-                        <w:sz w:val="28"/>
-                        <w:szCs w:val="28"/>
-                      </w:rPr>
-                      <m:t>,</m:t>
+                      <m:t>=0,</m:t>
                     </m:r>
                   </m:e>
                 </m:mr>
@@ -9237,16 +9205,7 @@
                               <w:szCs w:val="28"/>
                               <w:lang w:val="en-US"/>
                             </w:rPr>
-                            <m:t>=const</m:t>
-                          </m:r>
-                          <m:r>
-                            <w:rPr>
-                              <w:rFonts w:ascii="Cambria Math" w:hAnsi="Cambria Math" w:cs="Times New Roman"/>
-                              <w:sz w:val="28"/>
-                              <w:szCs w:val="28"/>
-                              <w:lang w:val="en-US"/>
-                            </w:rPr>
-                            <m:t>,</m:t>
+                            <m:t>=const,</m:t>
                           </m:r>
                         </m:e>
                       </m:mr>
@@ -9330,15 +9289,7 @@
                               <w:sz w:val="28"/>
                               <w:szCs w:val="28"/>
                             </w:rPr>
-                            <m:t>=const</m:t>
-                          </m:r>
-                          <m:r>
-                            <w:rPr>
-                              <w:rFonts w:ascii="Cambria Math" w:hAnsi="Cambria Math" w:cs="Times New Roman"/>
-                              <w:sz w:val="28"/>
-                              <w:szCs w:val="28"/>
-                            </w:rPr>
-                            <m:t>.</m:t>
+                            <m:t>=const.</m:t>
                           </m:r>
                         </m:e>
                       </m:mr>
@@ -10370,16 +10321,7 @@
               <w:sz w:val="28"/>
               <w:szCs w:val="28"/>
             </w:rPr>
-            <m:t>=11,0</m:t>
-          </m:r>
-          <m:r>
-            <w:rPr>
-              <w:rFonts w:ascii="Cambria Math" w:hAnsi="Cambria Math" w:cs="Times New Roman"/>
-              <w:color w:val="000000" w:themeColor="text1"/>
-              <w:sz w:val="28"/>
-              <w:szCs w:val="28"/>
-            </w:rPr>
-            <m:t>…</m:t>
+            <m:t>=11,0…</m:t>
           </m:r>
         </m:oMath>
       </m:oMathPara>
@@ -28800,7 +28742,6 @@
           <w:bCs/>
           <w:sz w:val="28"/>
           <w:szCs w:val="28"/>
-          <w:lang w:val="en-US"/>
         </w:rPr>
         <w:sectPr>
           <w:pgSz w:w="11906" w:h="16838"/>
@@ -28883,7 +28824,35 @@
           <w:szCs w:val="28"/>
           <w:lang w:val="en-US"/>
         </w:rPr>
-        <w:t xml:space="preserve">, S., ... &amp; Dumont, E. (2021). Onboard guidance for reusable rockets: Aerodynamic descent and powered landing. In AIAA </w:t>
+        <w:t>, S., ... &amp; Dumont, E. (2021). Onboard guidance for reusable rockets: Aerodynamic descent and powered landing. In</w:t>
+      </w:r>
+      <w:r>
+        <w:rPr>
+          <w:rFonts w:ascii="Times New Roman" w:hAnsi="Times New Roman" w:cs="Times New Roman"/>
+          <w:bCs/>
+          <w:sz w:val="28"/>
+          <w:szCs w:val="28"/>
+        </w:rPr>
+        <w:t xml:space="preserve"> </w:t>
+      </w:r>
+      <w:r>
+        <w:rPr>
+          <w:rFonts w:ascii="Times New Roman" w:hAnsi="Times New Roman" w:cs="Times New Roman"/>
+          <w:bCs/>
+          <w:sz w:val="28"/>
+          <w:szCs w:val="28"/>
+          <w:lang w:val="en-US"/>
+        </w:rPr>
+        <w:t>AIAA</w:t>
+      </w:r>
+      <w:r>
+        <w:rPr>
+          <w:rFonts w:ascii="Times New Roman" w:hAnsi="Times New Roman" w:cs="Times New Roman"/>
+          <w:bCs/>
+          <w:sz w:val="28"/>
+          <w:szCs w:val="28"/>
+        </w:rPr>
+        <w:t xml:space="preserve"> </w:t>
       </w:r>
       <w:proofErr w:type="spellStart"/>
       <w:r>
@@ -28903,9 +28872,46 @@
           <w:bCs/>
           <w:sz w:val="28"/>
           <w:szCs w:val="28"/>
+        </w:rPr>
+        <w:t xml:space="preserve"> 2021 </w:t>
+      </w:r>
+      <w:r>
+        <w:rPr>
+          <w:rFonts w:ascii="Times New Roman" w:hAnsi="Times New Roman" w:cs="Times New Roman"/>
+          <w:bCs/>
+          <w:sz w:val="28"/>
+          <w:szCs w:val="28"/>
           <w:lang w:val="en-US"/>
         </w:rPr>
-        <w:t xml:space="preserve"> 2021 Forum (p. 0862)</w:t>
+        <w:t>Forum</w:t>
+      </w:r>
+      <w:r>
+        <w:rPr>
+          <w:rFonts w:ascii="Times New Roman" w:hAnsi="Times New Roman" w:cs="Times New Roman"/>
+          <w:bCs/>
+          <w:sz w:val="28"/>
+          <w:szCs w:val="28"/>
+        </w:rPr>
+        <w:t xml:space="preserve"> (</w:t>
+      </w:r>
+      <w:r>
+        <w:rPr>
+          <w:rFonts w:ascii="Times New Roman" w:hAnsi="Times New Roman" w:cs="Times New Roman"/>
+          <w:bCs/>
+          <w:sz w:val="28"/>
+          <w:szCs w:val="28"/>
+          <w:lang w:val="en-US"/>
+        </w:rPr>
+        <w:t>p</w:t>
+      </w:r>
+      <w:r>
+        <w:rPr>
+          <w:rFonts w:ascii="Times New Roman" w:hAnsi="Times New Roman" w:cs="Times New Roman"/>
+          <w:bCs/>
+          <w:sz w:val="28"/>
+          <w:szCs w:val="28"/>
+        </w:rPr>
+        <w:t>. 0862)</w:t>
       </w:r>
     </w:p>
     <w:p>
@@ -28962,7 +28968,7 @@
       </w:tblPr>
       <w:tblGrid>
         <w:gridCol w:w="417"/>
-        <w:gridCol w:w="1144"/>
+        <w:gridCol w:w="1294"/>
         <w:gridCol w:w="1027"/>
         <w:gridCol w:w="816"/>
         <w:gridCol w:w="916"/>
@@ -28977,7 +28983,7 @@
         </w:trPr>
         <w:tc>
           <w:tcPr>
-            <w:tcW w:w="416" w:type="dxa"/>
+            <w:tcW w:w="417" w:type="dxa"/>
             <w:tcBorders>
               <w:bottom w:val="double" w:sz="4" w:space="0" w:color="auto"/>
             </w:tcBorders>
@@ -29005,7 +29011,7 @@
         </w:tc>
         <w:tc>
           <w:tcPr>
-            <w:tcW w:w="1144" w:type="dxa"/>
+            <w:tcW w:w="1294" w:type="dxa"/>
             <w:tcBorders>
               <w:bottom w:val="double" w:sz="4" w:space="0" w:color="auto"/>
             </w:tcBorders>
@@ -29043,7 +29049,7 @@
         </w:tc>
         <w:tc>
           <w:tcPr>
-            <w:tcW w:w="992" w:type="dxa"/>
+            <w:tcW w:w="1027" w:type="dxa"/>
             <w:tcBorders>
               <w:bottom w:val="double" w:sz="4" w:space="0" w:color="auto"/>
             </w:tcBorders>
@@ -29127,7 +29133,7 @@
         </w:tc>
         <w:tc>
           <w:tcPr>
-            <w:tcW w:w="1084" w:type="dxa"/>
+            <w:tcW w:w="1148" w:type="dxa"/>
             <w:tcBorders>
               <w:bottom w:val="double" w:sz="4" w:space="0" w:color="auto"/>
             </w:tcBorders>
@@ -29155,7 +29161,7 @@
         </w:tc>
         <w:tc>
           <w:tcPr>
-            <w:tcW w:w="1072" w:type="dxa"/>
+            <w:tcW w:w="1139" w:type="dxa"/>
             <w:tcBorders>
               <w:bottom w:val="double" w:sz="4" w:space="0" w:color="auto"/>
             </w:tcBorders>
@@ -29183,7 +29189,7 @@
         </w:tc>
         <w:tc>
           <w:tcPr>
-            <w:tcW w:w="1672" w:type="dxa"/>
+            <w:tcW w:w="1788" w:type="dxa"/>
             <w:tcBorders>
               <w:bottom w:val="double" w:sz="4" w:space="0" w:color="auto"/>
             </w:tcBorders>
@@ -29205,40 +29211,13 @@
                 <w:sz w:val="20"/>
                 <w:szCs w:val="20"/>
               </w:rPr>
-              <w:t>К</w:t>
-            </w:r>
-            <w:r>
-              <w:rPr>
-                <w:rFonts w:ascii="Times New Roman" w:hAnsi="Times New Roman" w:cs="Times New Roman"/>
-                <w:b/>
-                <w:sz w:val="20"/>
-                <w:szCs w:val="20"/>
-              </w:rPr>
-              <w:t>оэффициент</w:t>
-            </w:r>
-            <w:r>
-              <w:rPr>
-                <w:rFonts w:ascii="Times New Roman" w:hAnsi="Times New Roman" w:cs="Times New Roman"/>
-                <w:b/>
-                <w:sz w:val="20"/>
-                <w:szCs w:val="20"/>
-              </w:rPr>
-              <w:t>ы</w:t>
-            </w:r>
-            <w:r>
-              <w:rPr>
-                <w:rFonts w:ascii="Times New Roman" w:hAnsi="Times New Roman" w:cs="Times New Roman"/>
-                <w:b/>
-                <w:sz w:val="20"/>
-                <w:szCs w:val="20"/>
-              </w:rPr>
-              <w:t xml:space="preserve"> конструктивного совершенства</w:t>
+              <w:t>Коэффициенты конструктивного совершенства</w:t>
             </w:r>
           </w:p>
         </w:tc>
         <w:tc>
           <w:tcPr>
-            <w:tcW w:w="677" w:type="dxa"/>
+            <w:tcW w:w="1011" w:type="dxa"/>
             <w:tcBorders>
               <w:bottom w:val="double" w:sz="4" w:space="0" w:color="auto"/>
             </w:tcBorders>
@@ -29271,7 +29250,7 @@
         </w:trPr>
         <w:tc>
           <w:tcPr>
-            <w:tcW w:w="416" w:type="dxa"/>
+            <w:tcW w:w="417" w:type="dxa"/>
             <w:tcBorders>
               <w:top w:val="double" w:sz="4" w:space="0" w:color="auto"/>
             </w:tcBorders>
@@ -29299,7 +29278,7 @@
         </w:tc>
         <w:tc>
           <w:tcPr>
-            <w:tcW w:w="1144" w:type="dxa"/>
+            <w:tcW w:w="1294" w:type="dxa"/>
             <w:tcBorders>
               <w:top w:val="double" w:sz="4" w:space="0" w:color="auto"/>
             </w:tcBorders>
@@ -29347,7 +29326,7 @@
         </w:tc>
         <w:tc>
           <w:tcPr>
-            <w:tcW w:w="992" w:type="dxa"/>
+            <w:tcW w:w="1027" w:type="dxa"/>
             <w:tcBorders>
               <w:top w:val="double" w:sz="4" w:space="0" w:color="auto"/>
             </w:tcBorders>
@@ -29442,7 +29421,7 @@
         </w:tc>
         <w:tc>
           <w:tcPr>
-            <w:tcW w:w="1084" w:type="dxa"/>
+            <w:tcW w:w="1148" w:type="dxa"/>
             <w:tcBorders>
               <w:top w:val="double" w:sz="4" w:space="0" w:color="auto"/>
             </w:tcBorders>
@@ -29503,7 +29482,7 @@
         </w:tc>
         <w:tc>
           <w:tcPr>
-            <w:tcW w:w="1072" w:type="dxa"/>
+            <w:tcW w:w="1139" w:type="dxa"/>
             <w:tcBorders>
               <w:top w:val="double" w:sz="4" w:space="0" w:color="auto"/>
             </w:tcBorders>
@@ -29533,7 +29512,7 @@
         </w:tc>
         <w:tc>
           <w:tcPr>
-            <w:tcW w:w="1672" w:type="dxa"/>
+            <w:tcW w:w="1788" w:type="dxa"/>
             <w:tcBorders>
               <w:top w:val="double" w:sz="4" w:space="0" w:color="auto"/>
             </w:tcBorders>
@@ -29563,7 +29542,7 @@
         </w:tc>
         <w:tc>
           <w:tcPr>
-            <w:tcW w:w="677" w:type="dxa"/>
+            <w:tcW w:w="1011" w:type="dxa"/>
             <w:tcBorders>
               <w:top w:val="double" w:sz="4" w:space="0" w:color="auto"/>
             </w:tcBorders>
@@ -29635,7 +29614,7 @@
         </w:trPr>
         <w:tc>
           <w:tcPr>
-            <w:tcW w:w="416" w:type="dxa"/>
+            <w:tcW w:w="417" w:type="dxa"/>
           </w:tcPr>
           <w:p>
             <w:pPr>
@@ -29660,7 +29639,7 @@
         </w:tc>
         <w:tc>
           <w:tcPr>
-            <w:tcW w:w="1144" w:type="dxa"/>
+            <w:tcW w:w="1294" w:type="dxa"/>
           </w:tcPr>
           <w:p>
             <w:pPr>
@@ -29695,7 +29674,7 @@
         </w:tc>
         <w:tc>
           <w:tcPr>
-            <w:tcW w:w="992" w:type="dxa"/>
+            <w:tcW w:w="1027" w:type="dxa"/>
           </w:tcPr>
           <w:p>
             <w:pPr>
@@ -29781,7 +29760,7 @@
         </w:tc>
         <w:tc>
           <w:tcPr>
-            <w:tcW w:w="1084" w:type="dxa"/>
+            <w:tcW w:w="1148" w:type="dxa"/>
           </w:tcPr>
           <w:p>
             <w:pPr>
@@ -29830,7 +29809,7 @@
         </w:tc>
         <w:tc>
           <w:tcPr>
-            <w:tcW w:w="1072" w:type="dxa"/>
+            <w:tcW w:w="1139" w:type="dxa"/>
           </w:tcPr>
           <w:p>
             <w:pPr>
@@ -29877,7 +29856,7 @@
         </w:tc>
         <w:tc>
           <w:tcPr>
-            <w:tcW w:w="1672" w:type="dxa"/>
+            <w:tcW w:w="1788" w:type="dxa"/>
           </w:tcPr>
           <w:p>
             <w:pPr>
@@ -29904,7 +29883,7 @@
         </w:tc>
         <w:tc>
           <w:tcPr>
-            <w:tcW w:w="677" w:type="dxa"/>
+            <w:tcW w:w="1011" w:type="dxa"/>
           </w:tcPr>
           <w:p>
             <w:pPr>
@@ -29962,7 +29941,7 @@
         </w:trPr>
         <w:tc>
           <w:tcPr>
-            <w:tcW w:w="416" w:type="dxa"/>
+            <w:tcW w:w="417" w:type="dxa"/>
           </w:tcPr>
           <w:p>
             <w:pPr>
@@ -29987,7 +29966,7 @@
         </w:tc>
         <w:tc>
           <w:tcPr>
-            <w:tcW w:w="1144" w:type="dxa"/>
+            <w:tcW w:w="1294" w:type="dxa"/>
           </w:tcPr>
           <w:p>
             <w:pPr>
@@ -30034,7 +30013,7 @@
         </w:tc>
         <w:tc>
           <w:tcPr>
-            <w:tcW w:w="992" w:type="dxa"/>
+            <w:tcW w:w="1027" w:type="dxa"/>
           </w:tcPr>
           <w:p>
             <w:pPr>
@@ -30120,7 +30099,7 @@
         </w:tc>
         <w:tc>
           <w:tcPr>
-            <w:tcW w:w="1084" w:type="dxa"/>
+            <w:tcW w:w="1148" w:type="dxa"/>
           </w:tcPr>
           <w:p>
             <w:pPr>
@@ -30169,7 +30148,7 @@
         </w:tc>
         <w:tc>
           <w:tcPr>
-            <w:tcW w:w="1072" w:type="dxa"/>
+            <w:tcW w:w="1139" w:type="dxa"/>
           </w:tcPr>
           <w:p>
             <w:pPr>
@@ -30216,7 +30195,7 @@
         </w:tc>
         <w:tc>
           <w:tcPr>
-            <w:tcW w:w="1672" w:type="dxa"/>
+            <w:tcW w:w="1788" w:type="dxa"/>
           </w:tcPr>
           <w:p>
             <w:pPr>
@@ -30243,7 +30222,7 @@
         </w:tc>
         <w:tc>
           <w:tcPr>
-            <w:tcW w:w="677" w:type="dxa"/>
+            <w:tcW w:w="1011" w:type="dxa"/>
           </w:tcPr>
           <w:p>
             <w:pPr>
@@ -30304,7 +30283,7 @@
         </w:trPr>
         <w:tc>
           <w:tcPr>
-            <w:tcW w:w="416" w:type="dxa"/>
+            <w:tcW w:w="417" w:type="dxa"/>
           </w:tcPr>
           <w:p>
             <w:pPr>
@@ -30329,7 +30308,7 @@
         </w:tc>
         <w:tc>
           <w:tcPr>
-            <w:tcW w:w="1144" w:type="dxa"/>
+            <w:tcW w:w="1294" w:type="dxa"/>
           </w:tcPr>
           <w:p>
             <w:pPr>
@@ -30374,7 +30353,7 @@
         </w:tc>
         <w:tc>
           <w:tcPr>
-            <w:tcW w:w="992" w:type="dxa"/>
+            <w:tcW w:w="1027" w:type="dxa"/>
           </w:tcPr>
           <w:p>
             <w:pPr>
@@ -30460,7 +30439,7 @@
         </w:tc>
         <w:tc>
           <w:tcPr>
-            <w:tcW w:w="1084" w:type="dxa"/>
+            <w:tcW w:w="1148" w:type="dxa"/>
           </w:tcPr>
           <w:p>
             <w:pPr>
@@ -30530,7 +30509,7 @@
         </w:tc>
         <w:tc>
           <w:tcPr>
-            <w:tcW w:w="1072" w:type="dxa"/>
+            <w:tcW w:w="1139" w:type="dxa"/>
           </w:tcPr>
           <w:p>
             <w:pPr>
@@ -30601,7 +30580,7 @@
         </w:tc>
         <w:tc>
           <w:tcPr>
-            <w:tcW w:w="1672" w:type="dxa"/>
+            <w:tcW w:w="1788" w:type="dxa"/>
           </w:tcPr>
           <w:p>
             <w:pPr>
@@ -30628,7 +30607,7 @@
         </w:tc>
         <w:tc>
           <w:tcPr>
-            <w:tcW w:w="677" w:type="dxa"/>
+            <w:tcW w:w="1011" w:type="dxa"/>
           </w:tcPr>
           <w:p>
             <w:pPr>
@@ -30689,7 +30668,7 @@
         </w:trPr>
         <w:tc>
           <w:tcPr>
-            <w:tcW w:w="416" w:type="dxa"/>
+            <w:tcW w:w="417" w:type="dxa"/>
           </w:tcPr>
           <w:p>
             <w:pPr>
@@ -30714,7 +30693,7 @@
         </w:tc>
         <w:tc>
           <w:tcPr>
-            <w:tcW w:w="1144" w:type="dxa"/>
+            <w:tcW w:w="1294" w:type="dxa"/>
           </w:tcPr>
           <w:p>
             <w:pPr>
@@ -30761,7 +30740,7 @@
         </w:tc>
         <w:tc>
           <w:tcPr>
-            <w:tcW w:w="992" w:type="dxa"/>
+            <w:tcW w:w="1027" w:type="dxa"/>
           </w:tcPr>
           <w:p>
             <w:pPr>
@@ -30847,7 +30826,7 @@
         </w:tc>
         <w:tc>
           <w:tcPr>
-            <w:tcW w:w="1084" w:type="dxa"/>
+            <w:tcW w:w="1148" w:type="dxa"/>
           </w:tcPr>
           <w:p>
             <w:pPr>
@@ -30896,7 +30875,7 @@
         </w:tc>
         <w:tc>
           <w:tcPr>
-            <w:tcW w:w="1072" w:type="dxa"/>
+            <w:tcW w:w="1139" w:type="dxa"/>
           </w:tcPr>
           <w:p>
             <w:pPr>
@@ -30945,7 +30924,7 @@
         </w:tc>
         <w:tc>
           <w:tcPr>
-            <w:tcW w:w="1672" w:type="dxa"/>
+            <w:tcW w:w="1788" w:type="dxa"/>
           </w:tcPr>
           <w:p>
             <w:pPr>
@@ -30966,13 +30945,13 @@
                 <w:szCs w:val="20"/>
                 <w:lang w:val="en-US"/>
               </w:rPr>
-              <w:t>12; 15</w:t>
+              <w:t>12;15</w:t>
             </w:r>
           </w:p>
         </w:tc>
         <w:tc>
           <w:tcPr>
-            <w:tcW w:w="677" w:type="dxa"/>
+            <w:tcW w:w="1011" w:type="dxa"/>
           </w:tcPr>
           <w:p>
             <w:pPr>
@@ -31021,7 +31000,7 @@
         </w:trPr>
         <w:tc>
           <w:tcPr>
-            <w:tcW w:w="416" w:type="dxa"/>
+            <w:tcW w:w="417" w:type="dxa"/>
           </w:tcPr>
           <w:p>
             <w:pPr>
@@ -31046,7 +31025,7 @@
         </w:tc>
         <w:tc>
           <w:tcPr>
-            <w:tcW w:w="1144" w:type="dxa"/>
+            <w:tcW w:w="1294" w:type="dxa"/>
           </w:tcPr>
           <w:p>
             <w:pPr>
@@ -31081,7 +31060,7 @@
         </w:tc>
         <w:tc>
           <w:tcPr>
-            <w:tcW w:w="992" w:type="dxa"/>
+            <w:tcW w:w="1027" w:type="dxa"/>
           </w:tcPr>
           <w:p>
             <w:pPr>
@@ -31177,7 +31156,7 @@
         </w:tc>
         <w:tc>
           <w:tcPr>
-            <w:tcW w:w="1084" w:type="dxa"/>
+            <w:tcW w:w="1148" w:type="dxa"/>
           </w:tcPr>
           <w:p>
             <w:pPr>
@@ -31225,7 +31204,7 @@
         </w:tc>
         <w:tc>
           <w:tcPr>
-            <w:tcW w:w="1072" w:type="dxa"/>
+            <w:tcW w:w="1139" w:type="dxa"/>
           </w:tcPr>
           <w:p>
             <w:pPr>
@@ -31284,7 +31263,7 @@
         </w:tc>
         <w:tc>
           <w:tcPr>
-            <w:tcW w:w="1672" w:type="dxa"/>
+            <w:tcW w:w="1788" w:type="dxa"/>
           </w:tcPr>
           <w:p>
             <w:pPr>
@@ -31304,13 +31283,13 @@
                 <w:szCs w:val="20"/>
                 <w:lang w:val="en-US"/>
               </w:rPr>
-              <w:t>18; 25</w:t>
+              <w:t>18;25</w:t>
             </w:r>
           </w:p>
         </w:tc>
         <w:tc>
           <w:tcPr>
-            <w:tcW w:w="677" w:type="dxa"/>
+            <w:tcW w:w="1011" w:type="dxa"/>
           </w:tcPr>
           <w:p>
             <w:pPr>
@@ -31340,7 +31319,7 @@
         </w:trPr>
         <w:tc>
           <w:tcPr>
-            <w:tcW w:w="416" w:type="dxa"/>
+            <w:tcW w:w="417" w:type="dxa"/>
           </w:tcPr>
           <w:p>
             <w:pPr>
@@ -31365,7 +31344,7 @@
         </w:tc>
         <w:tc>
           <w:tcPr>
-            <w:tcW w:w="1144" w:type="dxa"/>
+            <w:tcW w:w="1294" w:type="dxa"/>
           </w:tcPr>
           <w:p>
             <w:pPr>
@@ -31400,7 +31379,7 @@
         </w:tc>
         <w:tc>
           <w:tcPr>
-            <w:tcW w:w="992" w:type="dxa"/>
+            <w:tcW w:w="1027" w:type="dxa"/>
           </w:tcPr>
           <w:p>
             <w:pPr>
@@ -31529,7 +31508,7 @@
         </w:tc>
         <w:tc>
           <w:tcPr>
-            <w:tcW w:w="1084" w:type="dxa"/>
+            <w:tcW w:w="1148" w:type="dxa"/>
           </w:tcPr>
           <w:p>
             <w:pPr>
@@ -31571,13 +31550,33 @@
                 <w:szCs w:val="20"/>
                 <w:lang w:val="en-US"/>
               </w:rPr>
-              <w:t xml:space="preserve">    3250</w:t>
+              <w:t xml:space="preserve">  </w:t>
+            </w:r>
+            <w:r>
+              <w:rPr>
+                <w:rFonts w:ascii="Times New Roman" w:hAnsi="Times New Roman" w:cs="Times New Roman"/>
+                <w:bCs/>
+                <w:sz w:val="20"/>
+                <w:szCs w:val="20"/>
+                <w:lang w:val="en-US"/>
+              </w:rPr>
+              <w:t xml:space="preserve"> </w:t>
+            </w:r>
+            <w:r>
+              <w:rPr>
+                <w:rFonts w:ascii="Times New Roman" w:hAnsi="Times New Roman" w:cs="Times New Roman"/>
+                <w:bCs/>
+                <w:sz w:val="20"/>
+                <w:szCs w:val="20"/>
+                <w:lang w:val="en-US"/>
+              </w:rPr>
+              <w:t xml:space="preserve">  3250</w:t>
             </w:r>
           </w:p>
         </w:tc>
         <w:tc>
           <w:tcPr>
-            <w:tcW w:w="1072" w:type="dxa"/>
+            <w:tcW w:w="1139" w:type="dxa"/>
           </w:tcPr>
           <w:p>
             <w:pPr>
@@ -31668,7 +31667,7 @@
         </w:tc>
         <w:tc>
           <w:tcPr>
-            <w:tcW w:w="1672" w:type="dxa"/>
+            <w:tcW w:w="1788" w:type="dxa"/>
           </w:tcPr>
           <w:p>
             <w:pPr>
@@ -31689,13 +31688,13 @@
                 <w:szCs w:val="20"/>
                 <w:lang w:val="en-US"/>
               </w:rPr>
-              <w:t>12; 10; 8</w:t>
+              <w:t>12;10;8</w:t>
             </w:r>
           </w:p>
         </w:tc>
         <w:tc>
           <w:tcPr>
-            <w:tcW w:w="677" w:type="dxa"/>
+            <w:tcW w:w="1011" w:type="dxa"/>
           </w:tcPr>
           <w:p>
             <w:pPr>
@@ -31745,7 +31744,7 @@
         </w:trPr>
         <w:tc>
           <w:tcPr>
-            <w:tcW w:w="416" w:type="dxa"/>
+            <w:tcW w:w="417" w:type="dxa"/>
           </w:tcPr>
           <w:p>
             <w:pPr>
@@ -31770,7 +31769,7 @@
         </w:tc>
         <w:tc>
           <w:tcPr>
-            <w:tcW w:w="1144" w:type="dxa"/>
+            <w:tcW w:w="1294" w:type="dxa"/>
           </w:tcPr>
           <w:p>
             <w:pPr>
@@ -31814,7 +31813,7 @@
         </w:tc>
         <w:tc>
           <w:tcPr>
-            <w:tcW w:w="992" w:type="dxa"/>
+            <w:tcW w:w="1027" w:type="dxa"/>
           </w:tcPr>
           <w:p>
             <w:pPr>
@@ -31922,7 +31921,7 @@
         </w:tc>
         <w:tc>
           <w:tcPr>
-            <w:tcW w:w="1084" w:type="dxa"/>
+            <w:tcW w:w="1148" w:type="dxa"/>
           </w:tcPr>
           <w:p>
             <w:pPr>
@@ -31971,7 +31970,7 @@
         </w:tc>
         <w:tc>
           <w:tcPr>
-            <w:tcW w:w="1072" w:type="dxa"/>
+            <w:tcW w:w="1139" w:type="dxa"/>
           </w:tcPr>
           <w:p>
             <w:pPr>
@@ -32018,7 +32017,7 @@
         </w:tc>
         <w:tc>
           <w:tcPr>
-            <w:tcW w:w="1672" w:type="dxa"/>
+            <w:tcW w:w="1788" w:type="dxa"/>
           </w:tcPr>
           <w:p>
             <w:pPr>
@@ -32039,13 +32038,13 @@
                 <w:szCs w:val="20"/>
                 <w:lang w:val="en-US"/>
               </w:rPr>
-              <w:t>12; 10</w:t>
+              <w:t>12;10</w:t>
             </w:r>
           </w:p>
         </w:tc>
         <w:tc>
           <w:tcPr>
-            <w:tcW w:w="677" w:type="dxa"/>
+            <w:tcW w:w="1011" w:type="dxa"/>
           </w:tcPr>
           <w:p>
             <w:pPr>
@@ -32075,7 +32074,7 @@
         </w:trPr>
         <w:tc>
           <w:tcPr>
-            <w:tcW w:w="416" w:type="dxa"/>
+            <w:tcW w:w="417" w:type="dxa"/>
           </w:tcPr>
           <w:p>
             <w:pPr>
@@ -32100,7 +32099,7 @@
         </w:tc>
         <w:tc>
           <w:tcPr>
-            <w:tcW w:w="1144" w:type="dxa"/>
+            <w:tcW w:w="1294" w:type="dxa"/>
           </w:tcPr>
           <w:p>
             <w:pPr>
@@ -32135,7 +32134,7 @@
         </w:tc>
         <w:tc>
           <w:tcPr>
-            <w:tcW w:w="992" w:type="dxa"/>
+            <w:tcW w:w="1027" w:type="dxa"/>
           </w:tcPr>
           <w:p>
             <w:pPr>
@@ -32235,7 +32234,7 @@
         </w:tc>
         <w:tc>
           <w:tcPr>
-            <w:tcW w:w="1084" w:type="dxa"/>
+            <w:tcW w:w="1148" w:type="dxa"/>
           </w:tcPr>
           <w:p>
             <w:pPr>
@@ -32293,7 +32292,7 @@
         </w:tc>
         <w:tc>
           <w:tcPr>
-            <w:tcW w:w="1072" w:type="dxa"/>
+            <w:tcW w:w="1139" w:type="dxa"/>
           </w:tcPr>
           <w:p>
             <w:pPr>
@@ -32352,7 +32351,7 @@
         </w:tc>
         <w:tc>
           <w:tcPr>
-            <w:tcW w:w="1672" w:type="dxa"/>
+            <w:tcW w:w="1788" w:type="dxa"/>
           </w:tcPr>
           <w:p>
             <w:pPr>
@@ -32373,13 +32372,13 @@
                 <w:szCs w:val="20"/>
                 <w:lang w:val="en-US"/>
               </w:rPr>
-              <w:t>18; 12</w:t>
+              <w:t>18;12</w:t>
             </w:r>
           </w:p>
         </w:tc>
         <w:tc>
           <w:tcPr>
-            <w:tcW w:w="677" w:type="dxa"/>
+            <w:tcW w:w="1011" w:type="dxa"/>
           </w:tcPr>
           <w:p>
             <w:pPr>
@@ -32429,7 +32428,7 @@
         </w:trPr>
         <w:tc>
           <w:tcPr>
-            <w:tcW w:w="416" w:type="dxa"/>
+            <w:tcW w:w="417" w:type="dxa"/>
           </w:tcPr>
           <w:p>
             <w:pPr>
@@ -32454,7 +32453,7 @@
         </w:tc>
         <w:tc>
           <w:tcPr>
-            <w:tcW w:w="1144" w:type="dxa"/>
+            <w:tcW w:w="1294" w:type="dxa"/>
           </w:tcPr>
           <w:p>
             <w:pPr>
@@ -32499,7 +32498,7 @@
         </w:tc>
         <w:tc>
           <w:tcPr>
-            <w:tcW w:w="992" w:type="dxa"/>
+            <w:tcW w:w="1027" w:type="dxa"/>
           </w:tcPr>
           <w:p>
             <w:pPr>
@@ -32595,7 +32594,7 @@
         </w:tc>
         <w:tc>
           <w:tcPr>
-            <w:tcW w:w="1084" w:type="dxa"/>
+            <w:tcW w:w="1148" w:type="dxa"/>
           </w:tcPr>
           <w:p>
             <w:pPr>
@@ -32654,7 +32653,7 @@
         </w:tc>
         <w:tc>
           <w:tcPr>
-            <w:tcW w:w="1072" w:type="dxa"/>
+            <w:tcW w:w="1139" w:type="dxa"/>
           </w:tcPr>
           <w:p>
             <w:pPr>
@@ -32701,7 +32700,7 @@
         </w:tc>
         <w:tc>
           <w:tcPr>
-            <w:tcW w:w="1672" w:type="dxa"/>
+            <w:tcW w:w="1788" w:type="dxa"/>
           </w:tcPr>
           <w:p>
             <w:pPr>
@@ -32722,13 +32721,13 @@
                 <w:szCs w:val="20"/>
                 <w:lang w:val="en-US"/>
               </w:rPr>
-              <w:t>12; 10</w:t>
+              <w:t>12;10</w:t>
             </w:r>
           </w:p>
         </w:tc>
         <w:tc>
           <w:tcPr>
-            <w:tcW w:w="677" w:type="dxa"/>
+            <w:tcW w:w="1011" w:type="dxa"/>
           </w:tcPr>
           <w:p>
             <w:pPr>
@@ -32749,6 +32748,2843 @@
               </w:rPr>
               <w:t>Керосин/ Жидкий кислород</w:t>
             </w:r>
+          </w:p>
+        </w:tc>
+      </w:tr>
+      <w:tr>
+        <w:trPr>
+          <w:jc w:val="center"/>
+        </w:trPr>
+        <w:tc>
+          <w:tcPr>
+            <w:tcW w:w="417" w:type="dxa"/>
+          </w:tcPr>
+          <w:p>
+            <w:pPr>
+              <w:jc w:val="center"/>
+              <w:rPr>
+                <w:rFonts w:ascii="Times New Roman" w:hAnsi="Times New Roman" w:cs="Times New Roman"/>
+                <w:bCs/>
+                <w:sz w:val="20"/>
+                <w:szCs w:val="20"/>
+                <w:lang w:val="en-US"/>
+              </w:rPr>
+            </w:pPr>
+            <w:r>
+              <w:rPr>
+                <w:rFonts w:ascii="Times New Roman" w:hAnsi="Times New Roman" w:cs="Times New Roman"/>
+                <w:bCs/>
+                <w:sz w:val="20"/>
+                <w:szCs w:val="20"/>
+                <w:lang w:val="en-US"/>
+              </w:rPr>
+              <w:t>11</w:t>
+            </w:r>
+          </w:p>
+        </w:tc>
+        <w:tc>
+          <w:tcPr>
+            <w:tcW w:w="1294" w:type="dxa"/>
+          </w:tcPr>
+          <w:p>
+            <w:pPr>
+              <w:jc w:val="center"/>
+              <w:rPr>
+                <w:rFonts w:ascii="Times New Roman" w:hAnsi="Times New Roman" w:cs="Times New Roman"/>
+                <w:bCs/>
+                <w:sz w:val="20"/>
+                <w:szCs w:val="20"/>
+                <w:lang w:val="en-US"/>
+              </w:rPr>
+            </w:pPr>
+            <w:r>
+              <w:rPr>
+                <w:rFonts w:ascii="Times New Roman" w:hAnsi="Times New Roman" w:cs="Times New Roman"/>
+                <w:bCs/>
+                <w:sz w:val="20"/>
+                <w:szCs w:val="20"/>
+                <w:lang w:val="en-US"/>
+              </w:rPr>
+              <w:t>FireFlyAlpha</w:t>
+            </w:r>
+          </w:p>
+          <w:p>
+            <w:pPr>
+              <w:jc w:val="center"/>
+              <w:rPr>
+                <w:rFonts w:ascii="Times New Roman" w:hAnsi="Times New Roman" w:cs="Times New Roman"/>
+                <w:bCs/>
+                <w:sz w:val="20"/>
+                <w:szCs w:val="20"/>
+              </w:rPr>
+            </w:pPr>
+            <w:r>
+              <w:rPr>
+                <w:rFonts w:ascii="Times New Roman" w:hAnsi="Times New Roman" w:cs="Times New Roman"/>
+                <w:bCs/>
+                <w:sz w:val="20"/>
+                <w:szCs w:val="20"/>
+                <w:lang w:val="en-US"/>
+              </w:rPr>
+              <w:t>(</w:t>
+            </w:r>
+            <w:r>
+              <w:rPr>
+                <w:rFonts w:ascii="Times New Roman" w:hAnsi="Times New Roman" w:cs="Times New Roman"/>
+                <w:bCs/>
+                <w:sz w:val="20"/>
+                <w:szCs w:val="20"/>
+              </w:rPr>
+              <w:t>США)</w:t>
+            </w:r>
+          </w:p>
+        </w:tc>
+        <w:tc>
+          <w:tcPr>
+            <w:tcW w:w="1027" w:type="dxa"/>
+          </w:tcPr>
+          <w:p>
+            <w:pPr>
+              <w:jc w:val="center"/>
+              <w:rPr>
+                <w:rFonts w:ascii="Times New Roman" w:hAnsi="Times New Roman" w:cs="Times New Roman"/>
+                <w:bCs/>
+                <w:sz w:val="20"/>
+                <w:szCs w:val="20"/>
+              </w:rPr>
+            </w:pPr>
+            <w:r>
+              <w:rPr>
+                <w:rFonts w:ascii="Times New Roman" w:hAnsi="Times New Roman" w:cs="Times New Roman"/>
+                <w:bCs/>
+                <w:sz w:val="20"/>
+                <w:szCs w:val="20"/>
+              </w:rPr>
+              <w:t>2</w:t>
+            </w:r>
+          </w:p>
+        </w:tc>
+        <w:tc>
+          <w:tcPr>
+            <w:tcW w:w="816" w:type="dxa"/>
+          </w:tcPr>
+          <w:p>
+            <w:pPr>
+              <w:jc w:val="center"/>
+              <w:rPr>
+                <w:rFonts w:ascii="Times New Roman" w:hAnsi="Times New Roman" w:cs="Times New Roman"/>
+                <w:bCs/>
+                <w:sz w:val="20"/>
+                <w:szCs w:val="20"/>
+              </w:rPr>
+            </w:pPr>
+            <w:r>
+              <w:rPr>
+                <w:rFonts w:ascii="Times New Roman" w:hAnsi="Times New Roman" w:cs="Times New Roman"/>
+                <w:bCs/>
+                <w:sz w:val="20"/>
+                <w:szCs w:val="20"/>
+              </w:rPr>
+              <w:t>1000</w:t>
+            </w:r>
+          </w:p>
+        </w:tc>
+        <w:tc>
+          <w:tcPr>
+            <w:tcW w:w="916" w:type="dxa"/>
+          </w:tcPr>
+          <w:p>
+            <w:pPr>
+              <w:jc w:val="center"/>
+              <w:rPr>
+                <w:rFonts w:ascii="Times New Roman" w:hAnsi="Times New Roman" w:cs="Times New Roman"/>
+                <w:bCs/>
+                <w:sz w:val="20"/>
+                <w:szCs w:val="20"/>
+                <w:lang w:val="en-US"/>
+              </w:rPr>
+            </w:pPr>
+            <w:r>
+              <w:rPr>
+                <w:rFonts w:ascii="Times New Roman" w:hAnsi="Times New Roman" w:cs="Times New Roman"/>
+                <w:bCs/>
+                <w:sz w:val="20"/>
+                <w:szCs w:val="20"/>
+              </w:rPr>
+              <w:t>51000</w:t>
+            </w:r>
+            <w:r>
+              <w:rPr>
+                <w:rFonts w:ascii="Times New Roman" w:hAnsi="Times New Roman" w:cs="Times New Roman"/>
+                <w:bCs/>
+                <w:sz w:val="20"/>
+                <w:szCs w:val="20"/>
+                <w:lang w:val="en-US"/>
+              </w:rPr>
+              <w:t>; 8500</w:t>
+            </w:r>
+          </w:p>
+        </w:tc>
+        <w:tc>
+          <w:tcPr>
+            <w:tcW w:w="1148" w:type="dxa"/>
+          </w:tcPr>
+          <w:p>
+            <w:pPr>
+              <w:jc w:val="center"/>
+              <w:rPr>
+                <w:rFonts w:ascii="Times New Roman" w:hAnsi="Times New Roman" w:cs="Times New Roman"/>
+                <w:bCs/>
+                <w:sz w:val="20"/>
+                <w:szCs w:val="20"/>
+                <w:lang w:val="en-US"/>
+              </w:rPr>
+            </w:pPr>
+            <w:r>
+              <w:rPr>
+                <w:rFonts w:ascii="Times New Roman" w:hAnsi="Times New Roman" w:cs="Times New Roman"/>
+                <w:bCs/>
+                <w:sz w:val="20"/>
+                <w:szCs w:val="20"/>
+                <w:lang w:val="en-US"/>
+              </w:rPr>
+              <w:t xml:space="preserve">3000; </w:t>
+            </w:r>
+          </w:p>
+          <w:p>
+            <w:pPr>
+              <w:jc w:val="center"/>
+              <w:rPr>
+                <w:rFonts w:ascii="Times New Roman" w:hAnsi="Times New Roman" w:cs="Times New Roman"/>
+                <w:bCs/>
+                <w:sz w:val="20"/>
+                <w:szCs w:val="20"/>
+                <w:lang w:val="en-US"/>
+              </w:rPr>
+            </w:pPr>
+            <w:r>
+              <w:rPr>
+                <w:rFonts w:ascii="Times New Roman" w:hAnsi="Times New Roman" w:cs="Times New Roman"/>
+                <w:bCs/>
+                <w:sz w:val="20"/>
+                <w:szCs w:val="20"/>
+                <w:lang w:val="en-US"/>
+              </w:rPr>
+              <w:t>3300</w:t>
+            </w:r>
+          </w:p>
+        </w:tc>
+        <w:tc>
+          <w:tcPr>
+            <w:tcW w:w="1139" w:type="dxa"/>
+          </w:tcPr>
+          <w:p>
+            <w:pPr>
+              <w:jc w:val="center"/>
+              <w:rPr>
+                <w:rFonts w:ascii="Times New Roman" w:hAnsi="Times New Roman" w:cs="Times New Roman"/>
+                <w:bCs/>
+                <w:sz w:val="20"/>
+                <w:szCs w:val="20"/>
+                <w:lang w:val="en-US"/>
+              </w:rPr>
+            </w:pPr>
+            <w:r>
+              <w:rPr>
+                <w:rFonts w:ascii="Times New Roman" w:hAnsi="Times New Roman" w:cs="Times New Roman"/>
+                <w:bCs/>
+                <w:sz w:val="20"/>
+                <w:szCs w:val="20"/>
+                <w:lang w:val="en-US"/>
+              </w:rPr>
+              <w:t>815000;</w:t>
+            </w:r>
+          </w:p>
+          <w:p>
+            <w:pPr>
+              <w:jc w:val="center"/>
+              <w:rPr>
+                <w:rFonts w:ascii="Times New Roman" w:hAnsi="Times New Roman" w:cs="Times New Roman"/>
+                <w:bCs/>
+                <w:sz w:val="20"/>
+                <w:szCs w:val="20"/>
+                <w:lang w:val="en-US"/>
+              </w:rPr>
+            </w:pPr>
+            <w:r>
+              <w:rPr>
+                <w:rFonts w:ascii="Times New Roman" w:hAnsi="Times New Roman" w:cs="Times New Roman"/>
+                <w:bCs/>
+                <w:sz w:val="20"/>
+                <w:szCs w:val="20"/>
+                <w:lang w:val="en-US"/>
+              </w:rPr>
+              <w:t>70000</w:t>
+            </w:r>
+          </w:p>
+        </w:tc>
+        <w:tc>
+          <w:tcPr>
+            <w:tcW w:w="1788" w:type="dxa"/>
+          </w:tcPr>
+          <w:p>
+            <w:pPr>
+              <w:jc w:val="center"/>
+              <w:rPr>
+                <w:rFonts w:ascii="Times New Roman" w:hAnsi="Times New Roman" w:cs="Times New Roman"/>
+                <w:bCs/>
+                <w:sz w:val="20"/>
+                <w:szCs w:val="20"/>
+                <w:lang w:val="en-US"/>
+              </w:rPr>
+            </w:pPr>
+            <w:r>
+              <w:rPr>
+                <w:rFonts w:ascii="Times New Roman" w:hAnsi="Times New Roman" w:cs="Times New Roman"/>
+                <w:bCs/>
+                <w:sz w:val="20"/>
+                <w:szCs w:val="20"/>
+                <w:lang w:val="en-US"/>
+              </w:rPr>
+              <w:t>16;13</w:t>
+            </w:r>
+          </w:p>
+        </w:tc>
+        <w:tc>
+          <w:tcPr>
+            <w:tcW w:w="1011" w:type="dxa"/>
+          </w:tcPr>
+          <w:p>
+            <w:pPr>
+              <w:jc w:val="center"/>
+              <w:rPr>
+                <w:rFonts w:ascii="Times New Roman" w:hAnsi="Times New Roman" w:cs="Times New Roman"/>
+                <w:bCs/>
+                <w:sz w:val="20"/>
+                <w:szCs w:val="20"/>
+              </w:rPr>
+            </w:pPr>
+            <w:r>
+              <w:rPr>
+                <w:rFonts w:ascii="Times New Roman" w:hAnsi="Times New Roman" w:cs="Times New Roman"/>
+                <w:bCs/>
+                <w:sz w:val="20"/>
+                <w:szCs w:val="20"/>
+              </w:rPr>
+              <w:t>Керосин/ Жидкий кислород</w:t>
+            </w:r>
+          </w:p>
+        </w:tc>
+      </w:tr>
+      <w:tr>
+        <w:trPr>
+          <w:jc w:val="center"/>
+        </w:trPr>
+        <w:tc>
+          <w:tcPr>
+            <w:tcW w:w="417" w:type="dxa"/>
+          </w:tcPr>
+          <w:p>
+            <w:pPr>
+              <w:jc w:val="center"/>
+              <w:rPr>
+                <w:rFonts w:ascii="Times New Roman" w:hAnsi="Times New Roman" w:cs="Times New Roman"/>
+                <w:bCs/>
+                <w:sz w:val="20"/>
+                <w:szCs w:val="20"/>
+                <w:lang w:val="en-US"/>
+              </w:rPr>
+            </w:pPr>
+            <w:r>
+              <w:rPr>
+                <w:rFonts w:ascii="Times New Roman" w:hAnsi="Times New Roman" w:cs="Times New Roman"/>
+                <w:bCs/>
+                <w:sz w:val="20"/>
+                <w:szCs w:val="20"/>
+                <w:lang w:val="en-US"/>
+              </w:rPr>
+              <w:t>12</w:t>
+            </w:r>
+          </w:p>
+        </w:tc>
+        <w:tc>
+          <w:tcPr>
+            <w:tcW w:w="1294" w:type="dxa"/>
+          </w:tcPr>
+          <w:p>
+            <w:pPr>
+              <w:jc w:val="center"/>
+              <w:rPr>
+                <w:rFonts w:ascii="Times New Roman" w:hAnsi="Times New Roman" w:cs="Times New Roman"/>
+                <w:bCs/>
+                <w:sz w:val="20"/>
+                <w:szCs w:val="20"/>
+                <w:lang w:val="en-US"/>
+              </w:rPr>
+            </w:pPr>
+            <w:r>
+              <w:rPr>
+                <w:rFonts w:ascii="Times New Roman" w:hAnsi="Times New Roman" w:cs="Times New Roman"/>
+                <w:bCs/>
+                <w:sz w:val="20"/>
+                <w:szCs w:val="20"/>
+                <w:lang w:val="en-US"/>
+              </w:rPr>
+              <w:t>ISA</w:t>
+            </w:r>
+          </w:p>
+          <w:p>
+            <w:pPr>
+              <w:jc w:val="center"/>
+              <w:rPr>
+                <w:rFonts w:ascii="Times New Roman" w:hAnsi="Times New Roman" w:cs="Times New Roman"/>
+                <w:bCs/>
+                <w:sz w:val="20"/>
+                <w:szCs w:val="20"/>
+              </w:rPr>
+            </w:pPr>
+            <w:r>
+              <w:rPr>
+                <w:rFonts w:ascii="Times New Roman" w:hAnsi="Times New Roman" w:cs="Times New Roman"/>
+                <w:bCs/>
+                <w:sz w:val="20"/>
+                <w:szCs w:val="20"/>
+                <w:lang w:val="en-US"/>
+              </w:rPr>
+              <w:t>(</w:t>
+            </w:r>
+            <w:r>
+              <w:rPr>
+                <w:rFonts w:ascii="Times New Roman" w:hAnsi="Times New Roman" w:cs="Times New Roman"/>
+                <w:bCs/>
+                <w:sz w:val="20"/>
+                <w:szCs w:val="20"/>
+              </w:rPr>
+              <w:t>Бразилия)</w:t>
+            </w:r>
+          </w:p>
+        </w:tc>
+        <w:tc>
+          <w:tcPr>
+            <w:tcW w:w="1027" w:type="dxa"/>
+          </w:tcPr>
+          <w:p>
+            <w:pPr>
+              <w:jc w:val="center"/>
+              <w:rPr>
+                <w:rFonts w:ascii="Times New Roman" w:hAnsi="Times New Roman" w:cs="Times New Roman"/>
+                <w:bCs/>
+                <w:sz w:val="20"/>
+                <w:szCs w:val="20"/>
+              </w:rPr>
+            </w:pPr>
+            <w:r>
+              <w:rPr>
+                <w:rFonts w:ascii="Times New Roman" w:hAnsi="Times New Roman" w:cs="Times New Roman"/>
+                <w:bCs/>
+                <w:sz w:val="20"/>
+                <w:szCs w:val="20"/>
+              </w:rPr>
+              <w:t>2</w:t>
+            </w:r>
+          </w:p>
+        </w:tc>
+        <w:tc>
+          <w:tcPr>
+            <w:tcW w:w="816" w:type="dxa"/>
+          </w:tcPr>
+          <w:p>
+            <w:pPr>
+              <w:jc w:val="center"/>
+              <w:rPr>
+                <w:rFonts w:ascii="Times New Roman" w:hAnsi="Times New Roman" w:cs="Times New Roman"/>
+                <w:bCs/>
+                <w:sz w:val="20"/>
+                <w:szCs w:val="20"/>
+              </w:rPr>
+            </w:pPr>
+            <w:r>
+              <w:rPr>
+                <w:rFonts w:ascii="Times New Roman" w:hAnsi="Times New Roman" w:cs="Times New Roman"/>
+                <w:bCs/>
+                <w:sz w:val="20"/>
+                <w:szCs w:val="20"/>
+              </w:rPr>
+              <w:t>200</w:t>
+            </w:r>
+          </w:p>
+        </w:tc>
+        <w:tc>
+          <w:tcPr>
+            <w:tcW w:w="916" w:type="dxa"/>
+          </w:tcPr>
+          <w:p>
+            <w:pPr>
+              <w:jc w:val="center"/>
+              <w:rPr>
+                <w:rFonts w:ascii="Times New Roman" w:hAnsi="Times New Roman" w:cs="Times New Roman"/>
+                <w:bCs/>
+                <w:sz w:val="20"/>
+                <w:szCs w:val="20"/>
+                <w:lang w:val="en-US"/>
+              </w:rPr>
+            </w:pPr>
+            <w:r>
+              <w:rPr>
+                <w:rFonts w:ascii="Times New Roman" w:hAnsi="Times New Roman" w:cs="Times New Roman"/>
+                <w:bCs/>
+                <w:sz w:val="20"/>
+                <w:szCs w:val="20"/>
+              </w:rPr>
+              <w:t>18000</w:t>
+            </w:r>
+            <w:r>
+              <w:rPr>
+                <w:rFonts w:ascii="Times New Roman" w:hAnsi="Times New Roman" w:cs="Times New Roman"/>
+                <w:bCs/>
+                <w:sz w:val="20"/>
+                <w:szCs w:val="20"/>
+                <w:lang w:val="en-US"/>
+              </w:rPr>
+              <w:t>; 3800</w:t>
+            </w:r>
+          </w:p>
+        </w:tc>
+        <w:tc>
+          <w:tcPr>
+            <w:tcW w:w="1148" w:type="dxa"/>
+          </w:tcPr>
+          <w:p>
+            <w:pPr>
+              <w:jc w:val="center"/>
+              <w:rPr>
+                <w:rFonts w:ascii="Times New Roman" w:hAnsi="Times New Roman" w:cs="Times New Roman"/>
+                <w:bCs/>
+                <w:sz w:val="20"/>
+                <w:szCs w:val="20"/>
+                <w:lang w:val="en-US"/>
+              </w:rPr>
+            </w:pPr>
+            <w:r>
+              <w:rPr>
+                <w:rFonts w:ascii="Times New Roman" w:hAnsi="Times New Roman" w:cs="Times New Roman"/>
+                <w:bCs/>
+                <w:sz w:val="20"/>
+                <w:szCs w:val="20"/>
+                <w:lang w:val="en-US"/>
+              </w:rPr>
+              <w:t xml:space="preserve">2750; </w:t>
+            </w:r>
+          </w:p>
+          <w:p>
+            <w:pPr>
+              <w:jc w:val="center"/>
+              <w:rPr>
+                <w:rFonts w:ascii="Times New Roman" w:hAnsi="Times New Roman" w:cs="Times New Roman"/>
+                <w:bCs/>
+                <w:sz w:val="20"/>
+                <w:szCs w:val="20"/>
+                <w:lang w:val="en-US"/>
+              </w:rPr>
+            </w:pPr>
+            <w:r>
+              <w:rPr>
+                <w:rFonts w:ascii="Times New Roman" w:hAnsi="Times New Roman" w:cs="Times New Roman"/>
+                <w:bCs/>
+                <w:sz w:val="20"/>
+                <w:szCs w:val="20"/>
+                <w:lang w:val="en-US"/>
+              </w:rPr>
+              <w:t>2900</w:t>
+            </w:r>
+          </w:p>
+        </w:tc>
+        <w:tc>
+          <w:tcPr>
+            <w:tcW w:w="1139" w:type="dxa"/>
+          </w:tcPr>
+          <w:p>
+            <w:pPr>
+              <w:jc w:val="center"/>
+              <w:rPr>
+                <w:rFonts w:ascii="Times New Roman" w:hAnsi="Times New Roman" w:cs="Times New Roman"/>
+                <w:bCs/>
+                <w:sz w:val="20"/>
+                <w:szCs w:val="20"/>
+                <w:lang w:val="en-US"/>
+              </w:rPr>
+            </w:pPr>
+            <w:r>
+              <w:rPr>
+                <w:rFonts w:ascii="Times New Roman" w:hAnsi="Times New Roman" w:cs="Times New Roman"/>
+                <w:bCs/>
+                <w:sz w:val="20"/>
+                <w:szCs w:val="20"/>
+                <w:lang w:val="en-US"/>
+              </w:rPr>
+              <w:t>330000;</w:t>
+            </w:r>
+          </w:p>
+          <w:p>
+            <w:pPr>
+              <w:jc w:val="center"/>
+              <w:rPr>
+                <w:rFonts w:ascii="Times New Roman" w:hAnsi="Times New Roman" w:cs="Times New Roman"/>
+                <w:bCs/>
+                <w:sz w:val="20"/>
+                <w:szCs w:val="20"/>
+                <w:lang w:val="en-US"/>
+              </w:rPr>
+            </w:pPr>
+            <w:r>
+              <w:rPr>
+                <w:rFonts w:ascii="Times New Roman" w:hAnsi="Times New Roman" w:cs="Times New Roman"/>
+                <w:bCs/>
+                <w:sz w:val="20"/>
+                <w:szCs w:val="20"/>
+                <w:lang w:val="en-US"/>
+              </w:rPr>
+              <w:t>50000</w:t>
+            </w:r>
+          </w:p>
+        </w:tc>
+        <w:tc>
+          <w:tcPr>
+            <w:tcW w:w="1788" w:type="dxa"/>
+          </w:tcPr>
+          <w:p>
+            <w:pPr>
+              <w:jc w:val="center"/>
+              <w:rPr>
+                <w:rFonts w:ascii="Times New Roman" w:hAnsi="Times New Roman" w:cs="Times New Roman"/>
+                <w:bCs/>
+                <w:sz w:val="20"/>
+                <w:szCs w:val="20"/>
+                <w:lang w:val="en-US"/>
+              </w:rPr>
+            </w:pPr>
+            <w:r>
+              <w:rPr>
+                <w:rFonts w:ascii="Times New Roman" w:hAnsi="Times New Roman" w:cs="Times New Roman"/>
+                <w:bCs/>
+                <w:sz w:val="20"/>
+                <w:szCs w:val="20"/>
+                <w:lang w:val="en-US"/>
+              </w:rPr>
+              <w:t>15;12</w:t>
+            </w:r>
+          </w:p>
+        </w:tc>
+        <w:tc>
+          <w:tcPr>
+            <w:tcW w:w="1011" w:type="dxa"/>
+          </w:tcPr>
+          <w:p>
+            <w:pPr>
+              <w:jc w:val="center"/>
+              <w:rPr>
+                <w:rFonts w:ascii="Times New Roman" w:hAnsi="Times New Roman" w:cs="Times New Roman"/>
+                <w:bCs/>
+                <w:sz w:val="20"/>
+                <w:szCs w:val="20"/>
+              </w:rPr>
+            </w:pPr>
+            <w:r>
+              <w:rPr>
+                <w:rFonts w:ascii="Times New Roman" w:hAnsi="Times New Roman" w:cs="Times New Roman"/>
+                <w:bCs/>
+                <w:sz w:val="20"/>
+                <w:szCs w:val="20"/>
+              </w:rPr>
+              <w:t>НДМГ/</w:t>
+            </w:r>
+          </w:p>
+          <w:p>
+            <w:pPr>
+              <w:jc w:val="center"/>
+              <w:rPr>
+                <w:rFonts w:ascii="Times New Roman" w:hAnsi="Times New Roman" w:cs="Times New Roman"/>
+                <w:bCs/>
+                <w:sz w:val="20"/>
+                <w:szCs w:val="20"/>
+              </w:rPr>
+            </w:pPr>
+            <w:r>
+              <w:rPr>
+                <w:rFonts w:ascii="Times New Roman" w:hAnsi="Times New Roman" w:cs="Times New Roman"/>
+                <w:bCs/>
+                <w:sz w:val="20"/>
+                <w:szCs w:val="20"/>
+              </w:rPr>
+              <w:t>АТ</w:t>
+            </w:r>
+          </w:p>
+        </w:tc>
+      </w:tr>
+      <w:tr>
+        <w:trPr>
+          <w:jc w:val="center"/>
+        </w:trPr>
+        <w:tc>
+          <w:tcPr>
+            <w:tcW w:w="417" w:type="dxa"/>
+          </w:tcPr>
+          <w:p>
+            <w:pPr>
+              <w:jc w:val="center"/>
+              <w:rPr>
+                <w:rFonts w:ascii="Times New Roman" w:hAnsi="Times New Roman" w:cs="Times New Roman"/>
+                <w:bCs/>
+                <w:sz w:val="20"/>
+                <w:szCs w:val="20"/>
+                <w:lang w:val="en-US"/>
+              </w:rPr>
+            </w:pPr>
+            <w:r>
+              <w:rPr>
+                <w:rFonts w:ascii="Times New Roman" w:hAnsi="Times New Roman" w:cs="Times New Roman"/>
+                <w:bCs/>
+                <w:sz w:val="20"/>
+                <w:szCs w:val="20"/>
+                <w:lang w:val="en-US"/>
+              </w:rPr>
+              <w:t>13</w:t>
+            </w:r>
+          </w:p>
+        </w:tc>
+        <w:tc>
+          <w:tcPr>
+            <w:tcW w:w="1294" w:type="dxa"/>
+          </w:tcPr>
+          <w:p>
+            <w:pPr>
+              <w:jc w:val="center"/>
+              <w:rPr>
+                <w:rFonts w:ascii="Times New Roman" w:hAnsi="Times New Roman" w:cs="Times New Roman"/>
+                <w:bCs/>
+                <w:sz w:val="20"/>
+                <w:szCs w:val="20"/>
+                <w:lang w:val="en-US"/>
+              </w:rPr>
+            </w:pPr>
+            <w:r>
+              <w:rPr>
+                <w:rFonts w:ascii="Times New Roman" w:hAnsi="Times New Roman" w:cs="Times New Roman"/>
+                <w:bCs/>
+                <w:sz w:val="20"/>
+                <w:szCs w:val="20"/>
+                <w:lang w:val="en-US"/>
+              </w:rPr>
+              <w:t>Juno-2</w:t>
+            </w:r>
+          </w:p>
+          <w:p>
+            <w:pPr>
+              <w:jc w:val="center"/>
+              <w:rPr>
+                <w:rFonts w:ascii="Times New Roman" w:hAnsi="Times New Roman" w:cs="Times New Roman"/>
+                <w:bCs/>
+                <w:sz w:val="20"/>
+                <w:szCs w:val="20"/>
+              </w:rPr>
+            </w:pPr>
+            <w:r>
+              <w:rPr>
+                <w:rFonts w:ascii="Times New Roman" w:hAnsi="Times New Roman" w:cs="Times New Roman"/>
+                <w:bCs/>
+                <w:sz w:val="20"/>
+                <w:szCs w:val="20"/>
+                <w:lang w:val="en-US"/>
+              </w:rPr>
+              <w:t>(</w:t>
+            </w:r>
+            <w:r>
+              <w:rPr>
+                <w:rFonts w:ascii="Times New Roman" w:hAnsi="Times New Roman" w:cs="Times New Roman"/>
+                <w:bCs/>
+                <w:sz w:val="20"/>
+                <w:szCs w:val="20"/>
+              </w:rPr>
+              <w:t>США)</w:t>
+            </w:r>
+          </w:p>
+        </w:tc>
+        <w:tc>
+          <w:tcPr>
+            <w:tcW w:w="1027" w:type="dxa"/>
+          </w:tcPr>
+          <w:p>
+            <w:pPr>
+              <w:jc w:val="center"/>
+              <w:rPr>
+                <w:rFonts w:ascii="Times New Roman" w:hAnsi="Times New Roman" w:cs="Times New Roman"/>
+                <w:bCs/>
+                <w:sz w:val="20"/>
+                <w:szCs w:val="20"/>
+              </w:rPr>
+            </w:pPr>
+            <w:r>
+              <w:rPr>
+                <w:rFonts w:ascii="Times New Roman" w:hAnsi="Times New Roman" w:cs="Times New Roman"/>
+                <w:bCs/>
+                <w:sz w:val="20"/>
+                <w:szCs w:val="20"/>
+              </w:rPr>
+              <w:t>4</w:t>
+            </w:r>
+          </w:p>
+        </w:tc>
+        <w:tc>
+          <w:tcPr>
+            <w:tcW w:w="816" w:type="dxa"/>
+          </w:tcPr>
+          <w:p>
+            <w:pPr>
+              <w:jc w:val="center"/>
+              <w:rPr>
+                <w:rFonts w:ascii="Times New Roman" w:hAnsi="Times New Roman" w:cs="Times New Roman"/>
+                <w:bCs/>
+                <w:sz w:val="20"/>
+                <w:szCs w:val="20"/>
+              </w:rPr>
+            </w:pPr>
+            <w:r>
+              <w:rPr>
+                <w:rFonts w:ascii="Times New Roman" w:hAnsi="Times New Roman" w:cs="Times New Roman"/>
+                <w:bCs/>
+                <w:sz w:val="20"/>
+                <w:szCs w:val="20"/>
+              </w:rPr>
+              <w:t>40</w:t>
+            </w:r>
+          </w:p>
+        </w:tc>
+        <w:tc>
+          <w:tcPr>
+            <w:tcW w:w="916" w:type="dxa"/>
+          </w:tcPr>
+          <w:p>
+            <w:pPr>
+              <w:jc w:val="center"/>
+              <w:rPr>
+                <w:rFonts w:ascii="Times New Roman" w:hAnsi="Times New Roman" w:cs="Times New Roman"/>
+                <w:bCs/>
+                <w:sz w:val="20"/>
+                <w:szCs w:val="20"/>
+                <w:lang w:val="en-US"/>
+              </w:rPr>
+            </w:pPr>
+            <w:r>
+              <w:rPr>
+                <w:rFonts w:ascii="Times New Roman" w:hAnsi="Times New Roman" w:cs="Times New Roman"/>
+                <w:bCs/>
+                <w:sz w:val="20"/>
+                <w:szCs w:val="20"/>
+              </w:rPr>
+              <w:t>29000</w:t>
+            </w:r>
+            <w:r>
+              <w:rPr>
+                <w:rFonts w:ascii="Times New Roman" w:hAnsi="Times New Roman" w:cs="Times New Roman"/>
+                <w:bCs/>
+                <w:sz w:val="20"/>
+                <w:szCs w:val="20"/>
+                <w:lang w:val="en-US"/>
+              </w:rPr>
+              <w:t>;</w:t>
+            </w:r>
+          </w:p>
+          <w:p>
+            <w:pPr>
+              <w:jc w:val="center"/>
+              <w:rPr>
+                <w:rFonts w:ascii="Times New Roman" w:hAnsi="Times New Roman" w:cs="Times New Roman"/>
+                <w:bCs/>
+                <w:sz w:val="20"/>
+                <w:szCs w:val="20"/>
+                <w:lang w:val="en-US"/>
+              </w:rPr>
+            </w:pPr>
+            <w:r>
+              <w:rPr>
+                <w:rFonts w:ascii="Times New Roman" w:hAnsi="Times New Roman" w:cs="Times New Roman"/>
+                <w:bCs/>
+                <w:sz w:val="20"/>
+                <w:szCs w:val="20"/>
+                <w:lang w:val="en-US"/>
+              </w:rPr>
+              <w:t>7000;</w:t>
+            </w:r>
+          </w:p>
+          <w:p>
+            <w:pPr>
+              <w:jc w:val="center"/>
+              <w:rPr>
+                <w:rFonts w:ascii="Times New Roman" w:hAnsi="Times New Roman" w:cs="Times New Roman"/>
+                <w:bCs/>
+                <w:sz w:val="20"/>
+                <w:szCs w:val="20"/>
+                <w:lang w:val="en-US"/>
+              </w:rPr>
+            </w:pPr>
+            <w:r>
+              <w:rPr>
+                <w:rFonts w:ascii="Times New Roman" w:hAnsi="Times New Roman" w:cs="Times New Roman"/>
+                <w:bCs/>
+                <w:sz w:val="20"/>
+                <w:szCs w:val="20"/>
+                <w:lang w:val="en-US"/>
+              </w:rPr>
+              <w:t>2200;</w:t>
+            </w:r>
+          </w:p>
+          <w:p>
+            <w:pPr>
+              <w:jc w:val="center"/>
+              <w:rPr>
+                <w:rFonts w:ascii="Times New Roman" w:hAnsi="Times New Roman" w:cs="Times New Roman"/>
+                <w:bCs/>
+                <w:sz w:val="20"/>
+                <w:szCs w:val="20"/>
+                <w:lang w:val="en-US"/>
+              </w:rPr>
+            </w:pPr>
+            <w:r>
+              <w:rPr>
+                <w:rFonts w:ascii="Times New Roman" w:hAnsi="Times New Roman" w:cs="Times New Roman"/>
+                <w:bCs/>
+                <w:sz w:val="20"/>
+                <w:szCs w:val="20"/>
+                <w:lang w:val="en-US"/>
+              </w:rPr>
+              <w:t>500</w:t>
+            </w:r>
+          </w:p>
+        </w:tc>
+        <w:tc>
+          <w:tcPr>
+            <w:tcW w:w="1148" w:type="dxa"/>
+          </w:tcPr>
+          <w:p>
+            <w:pPr>
+              <w:jc w:val="center"/>
+              <w:rPr>
+                <w:rFonts w:ascii="Times New Roman" w:hAnsi="Times New Roman" w:cs="Times New Roman"/>
+                <w:bCs/>
+                <w:sz w:val="20"/>
+                <w:szCs w:val="20"/>
+                <w:lang w:val="en-US"/>
+              </w:rPr>
+            </w:pPr>
+            <w:r>
+              <w:rPr>
+                <w:rFonts w:ascii="Times New Roman" w:hAnsi="Times New Roman" w:cs="Times New Roman"/>
+                <w:bCs/>
+                <w:sz w:val="20"/>
+                <w:szCs w:val="20"/>
+                <w:lang w:val="en-US"/>
+              </w:rPr>
+              <w:t>2600;</w:t>
+            </w:r>
+          </w:p>
+          <w:p>
+            <w:pPr>
+              <w:jc w:val="center"/>
+              <w:rPr>
+                <w:rFonts w:ascii="Times New Roman" w:hAnsi="Times New Roman" w:cs="Times New Roman"/>
+                <w:bCs/>
+                <w:sz w:val="20"/>
+                <w:szCs w:val="20"/>
+                <w:lang w:val="en-US"/>
+              </w:rPr>
+            </w:pPr>
+            <w:r>
+              <w:rPr>
+                <w:rFonts w:ascii="Times New Roman" w:hAnsi="Times New Roman" w:cs="Times New Roman"/>
+                <w:bCs/>
+                <w:sz w:val="20"/>
+                <w:szCs w:val="20"/>
+                <w:lang w:val="en-US"/>
+              </w:rPr>
+              <w:t>2700;</w:t>
+            </w:r>
+          </w:p>
+          <w:p>
+            <w:pPr>
+              <w:jc w:val="center"/>
+              <w:rPr>
+                <w:rFonts w:ascii="Times New Roman" w:hAnsi="Times New Roman" w:cs="Times New Roman"/>
+                <w:bCs/>
+                <w:sz w:val="20"/>
+                <w:szCs w:val="20"/>
+                <w:lang w:val="en-US"/>
+              </w:rPr>
+            </w:pPr>
+            <w:r>
+              <w:rPr>
+                <w:rFonts w:ascii="Times New Roman" w:hAnsi="Times New Roman" w:cs="Times New Roman"/>
+                <w:bCs/>
+                <w:sz w:val="20"/>
+                <w:szCs w:val="20"/>
+                <w:lang w:val="en-US"/>
+              </w:rPr>
+              <w:t>2750;</w:t>
+            </w:r>
+          </w:p>
+          <w:p>
+            <w:pPr>
+              <w:jc w:val="center"/>
+              <w:rPr>
+                <w:rFonts w:ascii="Times New Roman" w:hAnsi="Times New Roman" w:cs="Times New Roman"/>
+                <w:bCs/>
+                <w:sz w:val="20"/>
+                <w:szCs w:val="20"/>
+                <w:lang w:val="en-US"/>
+              </w:rPr>
+            </w:pPr>
+            <w:r>
+              <w:rPr>
+                <w:rFonts w:ascii="Times New Roman" w:hAnsi="Times New Roman" w:cs="Times New Roman"/>
+                <w:bCs/>
+                <w:sz w:val="20"/>
+                <w:szCs w:val="20"/>
+                <w:lang w:val="en-US"/>
+              </w:rPr>
+              <w:t>2800</w:t>
+            </w:r>
+          </w:p>
+        </w:tc>
+        <w:tc>
+          <w:tcPr>
+            <w:tcW w:w="1139" w:type="dxa"/>
+          </w:tcPr>
+          <w:p>
+            <w:pPr>
+              <w:jc w:val="center"/>
+              <w:rPr>
+                <w:rFonts w:ascii="Times New Roman" w:hAnsi="Times New Roman" w:cs="Times New Roman"/>
+                <w:bCs/>
+                <w:sz w:val="20"/>
+                <w:szCs w:val="20"/>
+                <w:lang w:val="en-US"/>
+              </w:rPr>
+            </w:pPr>
+            <w:r>
+              <w:rPr>
+                <w:rFonts w:ascii="Times New Roman" w:hAnsi="Times New Roman" w:cs="Times New Roman"/>
+                <w:bCs/>
+                <w:sz w:val="20"/>
+                <w:szCs w:val="20"/>
+                <w:lang w:val="en-US"/>
+              </w:rPr>
+              <w:t>580000</w:t>
+            </w:r>
+          </w:p>
+          <w:p>
+            <w:pPr>
+              <w:jc w:val="center"/>
+              <w:rPr>
+                <w:rFonts w:ascii="Times New Roman" w:hAnsi="Times New Roman" w:cs="Times New Roman"/>
+                <w:bCs/>
+                <w:sz w:val="20"/>
+                <w:szCs w:val="20"/>
+                <w:lang w:val="en-US"/>
+              </w:rPr>
+            </w:pPr>
+            <w:r>
+              <w:rPr>
+                <w:rFonts w:ascii="Times New Roman" w:hAnsi="Times New Roman" w:cs="Times New Roman"/>
+                <w:bCs/>
+                <w:sz w:val="20"/>
+                <w:szCs w:val="20"/>
+                <w:lang w:val="en-US"/>
+              </w:rPr>
+              <w:t>150000</w:t>
+            </w:r>
+          </w:p>
+          <w:p>
+            <w:pPr>
+              <w:jc w:val="center"/>
+              <w:rPr>
+                <w:rFonts w:ascii="Times New Roman" w:hAnsi="Times New Roman" w:cs="Times New Roman"/>
+                <w:bCs/>
+                <w:sz w:val="20"/>
+                <w:szCs w:val="20"/>
+                <w:lang w:val="en-US"/>
+              </w:rPr>
+            </w:pPr>
+            <w:r>
+              <w:rPr>
+                <w:rFonts w:ascii="Times New Roman" w:hAnsi="Times New Roman" w:cs="Times New Roman"/>
+                <w:bCs/>
+                <w:sz w:val="20"/>
+                <w:szCs w:val="20"/>
+                <w:lang w:val="en-US"/>
+              </w:rPr>
+              <w:t>35000</w:t>
+            </w:r>
+          </w:p>
+          <w:p>
+            <w:pPr>
+              <w:jc w:val="center"/>
+              <w:rPr>
+                <w:rFonts w:ascii="Times New Roman" w:hAnsi="Times New Roman" w:cs="Times New Roman"/>
+                <w:bCs/>
+                <w:sz w:val="20"/>
+                <w:szCs w:val="20"/>
+                <w:lang w:val="en-US"/>
+              </w:rPr>
+            </w:pPr>
+            <w:r>
+              <w:rPr>
+                <w:rFonts w:ascii="Times New Roman" w:hAnsi="Times New Roman" w:cs="Times New Roman"/>
+                <w:bCs/>
+                <w:sz w:val="20"/>
+                <w:szCs w:val="20"/>
+                <w:lang w:val="en-US"/>
+              </w:rPr>
+              <w:t>8000</w:t>
+            </w:r>
+          </w:p>
+        </w:tc>
+        <w:tc>
+          <w:tcPr>
+            <w:tcW w:w="1788" w:type="dxa"/>
+          </w:tcPr>
+          <w:p>
+            <w:pPr>
+              <w:jc w:val="center"/>
+              <w:rPr>
+                <w:rFonts w:ascii="Times New Roman" w:hAnsi="Times New Roman" w:cs="Times New Roman"/>
+                <w:bCs/>
+                <w:sz w:val="20"/>
+                <w:szCs w:val="20"/>
+                <w:lang w:val="en-US"/>
+              </w:rPr>
+            </w:pPr>
+            <w:r>
+              <w:rPr>
+                <w:rFonts w:ascii="Times New Roman" w:hAnsi="Times New Roman" w:cs="Times New Roman"/>
+                <w:bCs/>
+                <w:sz w:val="20"/>
+                <w:szCs w:val="20"/>
+                <w:lang w:val="en-US"/>
+              </w:rPr>
+              <w:t>14;12;10;8</w:t>
+            </w:r>
+          </w:p>
+        </w:tc>
+        <w:tc>
+          <w:tcPr>
+            <w:tcW w:w="1011" w:type="dxa"/>
+          </w:tcPr>
+          <w:p>
+            <w:pPr>
+              <w:jc w:val="center"/>
+              <w:rPr>
+                <w:rFonts w:ascii="Times New Roman" w:hAnsi="Times New Roman" w:cs="Times New Roman"/>
+                <w:bCs/>
+                <w:sz w:val="20"/>
+                <w:szCs w:val="20"/>
+              </w:rPr>
+            </w:pPr>
+            <w:r>
+              <w:rPr>
+                <w:rFonts w:ascii="Times New Roman" w:hAnsi="Times New Roman" w:cs="Times New Roman"/>
+                <w:bCs/>
+                <w:sz w:val="20"/>
+                <w:szCs w:val="20"/>
+              </w:rPr>
+              <w:t>НДМГ/</w:t>
+            </w:r>
+          </w:p>
+          <w:p>
+            <w:pPr>
+              <w:jc w:val="center"/>
+              <w:rPr>
+                <w:rFonts w:ascii="Times New Roman" w:hAnsi="Times New Roman" w:cs="Times New Roman"/>
+                <w:bCs/>
+                <w:sz w:val="20"/>
+                <w:szCs w:val="20"/>
+              </w:rPr>
+            </w:pPr>
+            <w:r>
+              <w:rPr>
+                <w:rFonts w:ascii="Times New Roman" w:hAnsi="Times New Roman" w:cs="Times New Roman"/>
+                <w:bCs/>
+                <w:sz w:val="20"/>
+                <w:szCs w:val="20"/>
+              </w:rPr>
+              <w:t>АТ</w:t>
+            </w:r>
+          </w:p>
+        </w:tc>
+      </w:tr>
+      <w:tr>
+        <w:trPr>
+          <w:jc w:val="center"/>
+        </w:trPr>
+        <w:tc>
+          <w:tcPr>
+            <w:tcW w:w="417" w:type="dxa"/>
+          </w:tcPr>
+          <w:p>
+            <w:pPr>
+              <w:jc w:val="center"/>
+              <w:rPr>
+                <w:rFonts w:ascii="Times New Roman" w:hAnsi="Times New Roman" w:cs="Times New Roman"/>
+                <w:bCs/>
+                <w:sz w:val="20"/>
+                <w:szCs w:val="20"/>
+                <w:lang w:val="en-US"/>
+              </w:rPr>
+            </w:pPr>
+            <w:r>
+              <w:rPr>
+                <w:rFonts w:ascii="Times New Roman" w:hAnsi="Times New Roman" w:cs="Times New Roman"/>
+                <w:bCs/>
+                <w:sz w:val="20"/>
+                <w:szCs w:val="20"/>
+                <w:lang w:val="en-US"/>
+              </w:rPr>
+              <w:t>14</w:t>
+            </w:r>
+          </w:p>
+        </w:tc>
+        <w:tc>
+          <w:tcPr>
+            <w:tcW w:w="1294" w:type="dxa"/>
+          </w:tcPr>
+          <w:p>
+            <w:pPr>
+              <w:jc w:val="center"/>
+              <w:rPr>
+                <w:rFonts w:ascii="Times New Roman" w:hAnsi="Times New Roman" w:cs="Times New Roman"/>
+                <w:bCs/>
+                <w:sz w:val="20"/>
+                <w:szCs w:val="20"/>
+              </w:rPr>
+            </w:pPr>
+            <w:r>
+              <w:rPr>
+                <w:rFonts w:ascii="Times New Roman" w:hAnsi="Times New Roman" w:cs="Times New Roman"/>
+                <w:bCs/>
+                <w:sz w:val="20"/>
+                <w:szCs w:val="20"/>
+                <w:lang w:val="en-US"/>
+              </w:rPr>
+              <w:t>Lambda-4s (</w:t>
+            </w:r>
+            <w:r>
+              <w:rPr>
+                <w:rFonts w:ascii="Times New Roman" w:hAnsi="Times New Roman" w:cs="Times New Roman"/>
+                <w:bCs/>
+                <w:sz w:val="20"/>
+                <w:szCs w:val="20"/>
+              </w:rPr>
+              <w:t>Япония)</w:t>
+            </w:r>
+          </w:p>
+        </w:tc>
+        <w:tc>
+          <w:tcPr>
+            <w:tcW w:w="1027" w:type="dxa"/>
+          </w:tcPr>
+          <w:p>
+            <w:pPr>
+              <w:jc w:val="center"/>
+              <w:rPr>
+                <w:rFonts w:ascii="Times New Roman" w:hAnsi="Times New Roman" w:cs="Times New Roman"/>
+                <w:bCs/>
+                <w:sz w:val="20"/>
+                <w:szCs w:val="20"/>
+              </w:rPr>
+            </w:pPr>
+            <w:r>
+              <w:rPr>
+                <w:rFonts w:ascii="Times New Roman" w:hAnsi="Times New Roman" w:cs="Times New Roman"/>
+                <w:bCs/>
+                <w:sz w:val="20"/>
+                <w:szCs w:val="20"/>
+              </w:rPr>
+              <w:t>3</w:t>
+            </w:r>
+          </w:p>
+        </w:tc>
+        <w:tc>
+          <w:tcPr>
+            <w:tcW w:w="816" w:type="dxa"/>
+          </w:tcPr>
+          <w:p>
+            <w:pPr>
+              <w:jc w:val="center"/>
+              <w:rPr>
+                <w:rFonts w:ascii="Times New Roman" w:hAnsi="Times New Roman" w:cs="Times New Roman"/>
+                <w:bCs/>
+                <w:sz w:val="20"/>
+                <w:szCs w:val="20"/>
+              </w:rPr>
+            </w:pPr>
+            <w:r>
+              <w:rPr>
+                <w:rFonts w:ascii="Times New Roman" w:hAnsi="Times New Roman" w:cs="Times New Roman"/>
+                <w:bCs/>
+                <w:sz w:val="20"/>
+                <w:szCs w:val="20"/>
+              </w:rPr>
+              <w:t>180</w:t>
+            </w:r>
+          </w:p>
+        </w:tc>
+        <w:tc>
+          <w:tcPr>
+            <w:tcW w:w="916" w:type="dxa"/>
+          </w:tcPr>
+          <w:p>
+            <w:pPr>
+              <w:jc w:val="center"/>
+              <w:rPr>
+                <w:rFonts w:ascii="Times New Roman" w:hAnsi="Times New Roman" w:cs="Times New Roman"/>
+                <w:bCs/>
+                <w:sz w:val="20"/>
+                <w:szCs w:val="20"/>
+                <w:lang w:val="en-US"/>
+              </w:rPr>
+            </w:pPr>
+            <w:r>
+              <w:rPr>
+                <w:rFonts w:ascii="Times New Roman" w:hAnsi="Times New Roman" w:cs="Times New Roman"/>
+                <w:bCs/>
+                <w:sz w:val="20"/>
+                <w:szCs w:val="20"/>
+              </w:rPr>
+              <w:t>41000</w:t>
+            </w:r>
+            <w:r>
+              <w:rPr>
+                <w:rFonts w:ascii="Times New Roman" w:hAnsi="Times New Roman" w:cs="Times New Roman"/>
+                <w:bCs/>
+                <w:sz w:val="20"/>
+                <w:szCs w:val="20"/>
+                <w:lang w:val="en-US"/>
+              </w:rPr>
+              <w:t>; 11000;</w:t>
+            </w:r>
+          </w:p>
+          <w:p>
+            <w:pPr>
+              <w:jc w:val="center"/>
+              <w:rPr>
+                <w:rFonts w:ascii="Times New Roman" w:hAnsi="Times New Roman" w:cs="Times New Roman"/>
+                <w:bCs/>
+                <w:sz w:val="20"/>
+                <w:szCs w:val="20"/>
+                <w:lang w:val="en-US"/>
+              </w:rPr>
+            </w:pPr>
+            <w:r>
+              <w:rPr>
+                <w:rFonts w:ascii="Times New Roman" w:hAnsi="Times New Roman" w:cs="Times New Roman"/>
+                <w:bCs/>
+                <w:sz w:val="20"/>
+                <w:szCs w:val="20"/>
+                <w:lang w:val="en-US"/>
+              </w:rPr>
+              <w:t>2800</w:t>
+            </w:r>
+          </w:p>
+        </w:tc>
+        <w:tc>
+          <w:tcPr>
+            <w:tcW w:w="1148" w:type="dxa"/>
+          </w:tcPr>
+          <w:p>
+            <w:pPr>
+              <w:jc w:val="center"/>
+              <w:rPr>
+                <w:rFonts w:ascii="Times New Roman" w:hAnsi="Times New Roman" w:cs="Times New Roman"/>
+                <w:bCs/>
+                <w:sz w:val="20"/>
+                <w:szCs w:val="20"/>
+                <w:lang w:val="en-US"/>
+              </w:rPr>
+            </w:pPr>
+            <w:r>
+              <w:rPr>
+                <w:rFonts w:ascii="Times New Roman" w:hAnsi="Times New Roman" w:cs="Times New Roman"/>
+                <w:bCs/>
+                <w:sz w:val="20"/>
+                <w:szCs w:val="20"/>
+                <w:lang w:val="en-US"/>
+              </w:rPr>
+              <w:t>2650;</w:t>
+            </w:r>
+          </w:p>
+          <w:p>
+            <w:pPr>
+              <w:jc w:val="center"/>
+              <w:rPr>
+                <w:rFonts w:ascii="Times New Roman" w:hAnsi="Times New Roman" w:cs="Times New Roman"/>
+                <w:bCs/>
+                <w:sz w:val="20"/>
+                <w:szCs w:val="20"/>
+                <w:lang w:val="en-US"/>
+              </w:rPr>
+            </w:pPr>
+            <w:r>
+              <w:rPr>
+                <w:rFonts w:ascii="Times New Roman" w:hAnsi="Times New Roman" w:cs="Times New Roman"/>
+                <w:bCs/>
+                <w:sz w:val="20"/>
+                <w:szCs w:val="20"/>
+                <w:lang w:val="en-US"/>
+              </w:rPr>
+              <w:t>2750;</w:t>
+            </w:r>
+          </w:p>
+          <w:p>
+            <w:pPr>
+              <w:jc w:val="center"/>
+              <w:rPr>
+                <w:rFonts w:ascii="Times New Roman" w:hAnsi="Times New Roman" w:cs="Times New Roman"/>
+                <w:bCs/>
+                <w:sz w:val="20"/>
+                <w:szCs w:val="20"/>
+                <w:lang w:val="en-US"/>
+              </w:rPr>
+            </w:pPr>
+            <w:r>
+              <w:rPr>
+                <w:rFonts w:ascii="Times New Roman" w:hAnsi="Times New Roman" w:cs="Times New Roman"/>
+                <w:bCs/>
+                <w:sz w:val="20"/>
+                <w:szCs w:val="20"/>
+                <w:lang w:val="en-US"/>
+              </w:rPr>
+              <w:t>2850</w:t>
+            </w:r>
+          </w:p>
+        </w:tc>
+        <w:tc>
+          <w:tcPr>
+            <w:tcW w:w="1139" w:type="dxa"/>
+          </w:tcPr>
+          <w:p>
+            <w:pPr>
+              <w:jc w:val="center"/>
+              <w:rPr>
+                <w:rFonts w:ascii="Times New Roman" w:hAnsi="Times New Roman" w:cs="Times New Roman"/>
+                <w:bCs/>
+                <w:sz w:val="20"/>
+                <w:szCs w:val="20"/>
+                <w:lang w:val="en-US"/>
+              </w:rPr>
+            </w:pPr>
+            <w:r>
+              <w:rPr>
+                <w:rFonts w:ascii="Times New Roman" w:hAnsi="Times New Roman" w:cs="Times New Roman"/>
+                <w:bCs/>
+                <w:sz w:val="20"/>
+                <w:szCs w:val="20"/>
+                <w:lang w:val="en-US"/>
+              </w:rPr>
+              <w:t>890000;</w:t>
+            </w:r>
+          </w:p>
+          <w:p>
+            <w:pPr>
+              <w:jc w:val="center"/>
+              <w:rPr>
+                <w:rFonts w:ascii="Times New Roman" w:hAnsi="Times New Roman" w:cs="Times New Roman"/>
+                <w:bCs/>
+                <w:sz w:val="20"/>
+                <w:szCs w:val="20"/>
+                <w:lang w:val="en-US"/>
+              </w:rPr>
+            </w:pPr>
+            <w:r>
+              <w:rPr>
+                <w:rFonts w:ascii="Times New Roman" w:hAnsi="Times New Roman" w:cs="Times New Roman"/>
+                <w:bCs/>
+                <w:sz w:val="20"/>
+                <w:szCs w:val="20"/>
+                <w:lang w:val="en-US"/>
+              </w:rPr>
+              <w:t>240000;</w:t>
+            </w:r>
+          </w:p>
+          <w:p>
+            <w:pPr>
+              <w:jc w:val="center"/>
+              <w:rPr>
+                <w:rFonts w:ascii="Times New Roman" w:hAnsi="Times New Roman" w:cs="Times New Roman"/>
+                <w:bCs/>
+                <w:sz w:val="20"/>
+                <w:szCs w:val="20"/>
+                <w:lang w:val="en-US"/>
+              </w:rPr>
+            </w:pPr>
+            <w:r>
+              <w:rPr>
+                <w:rFonts w:ascii="Times New Roman" w:hAnsi="Times New Roman" w:cs="Times New Roman"/>
+                <w:bCs/>
+                <w:sz w:val="20"/>
+                <w:szCs w:val="20"/>
+                <w:lang w:val="en-US"/>
+              </w:rPr>
+              <w:t>40000</w:t>
+            </w:r>
+          </w:p>
+        </w:tc>
+        <w:tc>
+          <w:tcPr>
+            <w:tcW w:w="1788" w:type="dxa"/>
+          </w:tcPr>
+          <w:p>
+            <w:pPr>
+              <w:jc w:val="center"/>
+              <w:rPr>
+                <w:rFonts w:ascii="Times New Roman" w:hAnsi="Times New Roman" w:cs="Times New Roman"/>
+                <w:bCs/>
+                <w:sz w:val="20"/>
+                <w:szCs w:val="20"/>
+                <w:lang w:val="en-US"/>
+              </w:rPr>
+            </w:pPr>
+            <w:r>
+              <w:rPr>
+                <w:rFonts w:ascii="Times New Roman" w:hAnsi="Times New Roman" w:cs="Times New Roman"/>
+                <w:bCs/>
+                <w:sz w:val="20"/>
+                <w:szCs w:val="20"/>
+                <w:lang w:val="en-US"/>
+              </w:rPr>
+              <w:t>13;11;9</w:t>
+            </w:r>
+          </w:p>
+        </w:tc>
+        <w:tc>
+          <w:tcPr>
+            <w:tcW w:w="1011" w:type="dxa"/>
+          </w:tcPr>
+          <w:p>
+            <w:pPr>
+              <w:jc w:val="center"/>
+              <w:rPr>
+                <w:rFonts w:ascii="Times New Roman" w:hAnsi="Times New Roman" w:cs="Times New Roman"/>
+                <w:bCs/>
+                <w:sz w:val="20"/>
+                <w:szCs w:val="20"/>
+              </w:rPr>
+            </w:pPr>
+            <w:r>
+              <w:rPr>
+                <w:rFonts w:ascii="Times New Roman" w:hAnsi="Times New Roman" w:cs="Times New Roman"/>
+                <w:bCs/>
+                <w:sz w:val="20"/>
+                <w:szCs w:val="20"/>
+              </w:rPr>
+              <w:t>НДМГ/</w:t>
+            </w:r>
+          </w:p>
+          <w:p>
+            <w:pPr>
+              <w:jc w:val="center"/>
+              <w:rPr>
+                <w:rFonts w:ascii="Times New Roman" w:hAnsi="Times New Roman" w:cs="Times New Roman"/>
+                <w:bCs/>
+                <w:sz w:val="20"/>
+                <w:szCs w:val="20"/>
+              </w:rPr>
+            </w:pPr>
+            <w:r>
+              <w:rPr>
+                <w:rFonts w:ascii="Times New Roman" w:hAnsi="Times New Roman" w:cs="Times New Roman"/>
+                <w:bCs/>
+                <w:sz w:val="20"/>
+                <w:szCs w:val="20"/>
+              </w:rPr>
+              <w:t>АТ</w:t>
+            </w:r>
+          </w:p>
+        </w:tc>
+      </w:tr>
+      <w:tr>
+        <w:trPr>
+          <w:jc w:val="center"/>
+        </w:trPr>
+        <w:tc>
+          <w:tcPr>
+            <w:tcW w:w="417" w:type="dxa"/>
+          </w:tcPr>
+          <w:p>
+            <w:pPr>
+              <w:jc w:val="center"/>
+              <w:rPr>
+                <w:rFonts w:ascii="Times New Roman" w:hAnsi="Times New Roman" w:cs="Times New Roman"/>
+                <w:bCs/>
+                <w:sz w:val="20"/>
+                <w:szCs w:val="20"/>
+                <w:lang w:val="en-US"/>
+              </w:rPr>
+            </w:pPr>
+            <w:r>
+              <w:rPr>
+                <w:rFonts w:ascii="Times New Roman" w:hAnsi="Times New Roman" w:cs="Times New Roman"/>
+                <w:bCs/>
+                <w:sz w:val="20"/>
+                <w:szCs w:val="20"/>
+                <w:lang w:val="en-US"/>
+              </w:rPr>
+              <w:t>15</w:t>
+            </w:r>
+          </w:p>
+        </w:tc>
+        <w:tc>
+          <w:tcPr>
+            <w:tcW w:w="1294" w:type="dxa"/>
+          </w:tcPr>
+          <w:p>
+            <w:pPr>
+              <w:jc w:val="center"/>
+              <w:rPr>
+                <w:rFonts w:ascii="Times New Roman" w:hAnsi="Times New Roman" w:cs="Times New Roman"/>
+                <w:bCs/>
+                <w:sz w:val="20"/>
+                <w:szCs w:val="20"/>
+                <w:lang w:val="en-US"/>
+              </w:rPr>
+            </w:pPr>
+            <w:r>
+              <w:rPr>
+                <w:rFonts w:ascii="Times New Roman" w:hAnsi="Times New Roman" w:cs="Times New Roman"/>
+                <w:bCs/>
+                <w:sz w:val="20"/>
+                <w:szCs w:val="20"/>
+                <w:lang w:val="en-US"/>
+              </w:rPr>
+              <w:t>Minotaur-1</w:t>
+            </w:r>
+          </w:p>
+        </w:tc>
+        <w:tc>
+          <w:tcPr>
+            <w:tcW w:w="1027" w:type="dxa"/>
+          </w:tcPr>
+          <w:p>
+            <w:pPr>
+              <w:jc w:val="center"/>
+              <w:rPr>
+                <w:rFonts w:ascii="Times New Roman" w:hAnsi="Times New Roman" w:cs="Times New Roman"/>
+                <w:bCs/>
+                <w:sz w:val="20"/>
+                <w:szCs w:val="20"/>
+                <w:lang w:val="en-US"/>
+              </w:rPr>
+            </w:pPr>
+            <w:r>
+              <w:rPr>
+                <w:rFonts w:ascii="Times New Roman" w:hAnsi="Times New Roman" w:cs="Times New Roman"/>
+                <w:bCs/>
+                <w:sz w:val="20"/>
+                <w:szCs w:val="20"/>
+                <w:lang w:val="en-US"/>
+              </w:rPr>
+              <w:t>4</w:t>
+            </w:r>
+          </w:p>
+        </w:tc>
+        <w:tc>
+          <w:tcPr>
+            <w:tcW w:w="816" w:type="dxa"/>
+          </w:tcPr>
+          <w:p>
+            <w:pPr>
+              <w:jc w:val="center"/>
+              <w:rPr>
+                <w:rFonts w:ascii="Times New Roman" w:hAnsi="Times New Roman" w:cs="Times New Roman"/>
+                <w:bCs/>
+                <w:sz w:val="20"/>
+                <w:szCs w:val="20"/>
+                <w:lang w:val="en-US"/>
+              </w:rPr>
+            </w:pPr>
+            <w:r>
+              <w:rPr>
+                <w:rFonts w:ascii="Times New Roman" w:hAnsi="Times New Roman" w:cs="Times New Roman"/>
+                <w:bCs/>
+                <w:sz w:val="20"/>
+                <w:szCs w:val="20"/>
+                <w:lang w:val="en-US"/>
+              </w:rPr>
+              <w:t>580</w:t>
+            </w:r>
+          </w:p>
+        </w:tc>
+        <w:tc>
+          <w:tcPr>
+            <w:tcW w:w="916" w:type="dxa"/>
+          </w:tcPr>
+          <w:p>
+            <w:pPr>
+              <w:jc w:val="center"/>
+              <w:rPr>
+                <w:rFonts w:ascii="Times New Roman" w:hAnsi="Times New Roman" w:cs="Times New Roman"/>
+                <w:bCs/>
+                <w:sz w:val="20"/>
+                <w:szCs w:val="20"/>
+                <w:lang w:val="en-US"/>
+              </w:rPr>
+            </w:pPr>
+            <w:r>
+              <w:rPr>
+                <w:rFonts w:ascii="Times New Roman" w:hAnsi="Times New Roman" w:cs="Times New Roman"/>
+                <w:bCs/>
+                <w:sz w:val="20"/>
+                <w:szCs w:val="20"/>
+                <w:lang w:val="en-US"/>
+              </w:rPr>
+              <w:t>33000;</w:t>
+            </w:r>
+          </w:p>
+          <w:p>
+            <w:pPr>
+              <w:jc w:val="center"/>
+              <w:rPr>
+                <w:rFonts w:ascii="Times New Roman" w:hAnsi="Times New Roman" w:cs="Times New Roman"/>
+                <w:bCs/>
+                <w:sz w:val="20"/>
+                <w:szCs w:val="20"/>
+                <w:lang w:val="en-US"/>
+              </w:rPr>
+            </w:pPr>
+            <w:r>
+              <w:rPr>
+                <w:rFonts w:ascii="Times New Roman" w:hAnsi="Times New Roman" w:cs="Times New Roman"/>
+                <w:bCs/>
+                <w:sz w:val="20"/>
+                <w:szCs w:val="20"/>
+                <w:lang w:val="en-US"/>
+              </w:rPr>
+              <w:t>16000;</w:t>
+            </w:r>
+          </w:p>
+          <w:p>
+            <w:pPr>
+              <w:jc w:val="center"/>
+              <w:rPr>
+                <w:rFonts w:ascii="Times New Roman" w:hAnsi="Times New Roman" w:cs="Times New Roman"/>
+                <w:bCs/>
+                <w:sz w:val="20"/>
+                <w:szCs w:val="20"/>
+                <w:lang w:val="en-US"/>
+              </w:rPr>
+            </w:pPr>
+            <w:r>
+              <w:rPr>
+                <w:rFonts w:ascii="Times New Roman" w:hAnsi="Times New Roman" w:cs="Times New Roman"/>
+                <w:bCs/>
+                <w:sz w:val="20"/>
+                <w:szCs w:val="20"/>
+                <w:lang w:val="en-US"/>
+              </w:rPr>
+              <w:t>7500;</w:t>
+            </w:r>
+          </w:p>
+          <w:p>
+            <w:pPr>
+              <w:jc w:val="center"/>
+              <w:rPr>
+                <w:rFonts w:ascii="Times New Roman" w:hAnsi="Times New Roman" w:cs="Times New Roman"/>
+                <w:bCs/>
+                <w:sz w:val="20"/>
+                <w:szCs w:val="20"/>
+                <w:lang w:val="en-US"/>
+              </w:rPr>
+            </w:pPr>
+            <w:r>
+              <w:rPr>
+                <w:rFonts w:ascii="Times New Roman" w:hAnsi="Times New Roman" w:cs="Times New Roman"/>
+                <w:bCs/>
+                <w:sz w:val="20"/>
+                <w:szCs w:val="20"/>
+                <w:lang w:val="en-US"/>
+              </w:rPr>
+              <w:t>3300</w:t>
+            </w:r>
+          </w:p>
+        </w:tc>
+        <w:tc>
+          <w:tcPr>
+            <w:tcW w:w="1148" w:type="dxa"/>
+          </w:tcPr>
+          <w:p>
+            <w:pPr>
+              <w:jc w:val="center"/>
+              <w:rPr>
+                <w:rFonts w:ascii="Times New Roman" w:hAnsi="Times New Roman" w:cs="Times New Roman"/>
+                <w:bCs/>
+                <w:sz w:val="20"/>
+                <w:szCs w:val="20"/>
+                <w:lang w:val="en-US"/>
+              </w:rPr>
+            </w:pPr>
+            <w:r>
+              <w:rPr>
+                <w:rFonts w:ascii="Times New Roman" w:hAnsi="Times New Roman" w:cs="Times New Roman"/>
+                <w:bCs/>
+                <w:sz w:val="20"/>
+                <w:szCs w:val="20"/>
+                <w:lang w:val="en-US"/>
+              </w:rPr>
+              <w:t>2700;</w:t>
+            </w:r>
+          </w:p>
+          <w:p>
+            <w:pPr>
+              <w:jc w:val="center"/>
+              <w:rPr>
+                <w:rFonts w:ascii="Times New Roman" w:hAnsi="Times New Roman" w:cs="Times New Roman"/>
+                <w:bCs/>
+                <w:sz w:val="20"/>
+                <w:szCs w:val="20"/>
+                <w:lang w:val="en-US"/>
+              </w:rPr>
+            </w:pPr>
+            <w:r>
+              <w:rPr>
+                <w:rFonts w:ascii="Times New Roman" w:hAnsi="Times New Roman" w:cs="Times New Roman"/>
+                <w:bCs/>
+                <w:sz w:val="20"/>
+                <w:szCs w:val="20"/>
+                <w:lang w:val="en-US"/>
+              </w:rPr>
+              <w:t>2800;</w:t>
+            </w:r>
+          </w:p>
+          <w:p>
+            <w:pPr>
+              <w:jc w:val="center"/>
+              <w:rPr>
+                <w:rFonts w:ascii="Times New Roman" w:hAnsi="Times New Roman" w:cs="Times New Roman"/>
+                <w:bCs/>
+                <w:sz w:val="20"/>
+                <w:szCs w:val="20"/>
+                <w:lang w:val="en-US"/>
+              </w:rPr>
+            </w:pPr>
+            <w:r>
+              <w:rPr>
+                <w:rFonts w:ascii="Times New Roman" w:hAnsi="Times New Roman" w:cs="Times New Roman"/>
+                <w:bCs/>
+                <w:sz w:val="20"/>
+                <w:szCs w:val="20"/>
+                <w:lang w:val="en-US"/>
+              </w:rPr>
+              <w:t>2850;</w:t>
+            </w:r>
+          </w:p>
+          <w:p>
+            <w:pPr>
+              <w:jc w:val="center"/>
+              <w:rPr>
+                <w:rFonts w:ascii="Times New Roman" w:hAnsi="Times New Roman" w:cs="Times New Roman"/>
+                <w:bCs/>
+                <w:sz w:val="20"/>
+                <w:szCs w:val="20"/>
+                <w:lang w:val="en-US"/>
+              </w:rPr>
+            </w:pPr>
+            <w:r>
+              <w:rPr>
+                <w:rFonts w:ascii="Times New Roman" w:hAnsi="Times New Roman" w:cs="Times New Roman"/>
+                <w:bCs/>
+                <w:sz w:val="20"/>
+                <w:szCs w:val="20"/>
+                <w:lang w:val="en-US"/>
+              </w:rPr>
+              <w:t>2900</w:t>
+            </w:r>
+          </w:p>
+        </w:tc>
+        <w:tc>
+          <w:tcPr>
+            <w:tcW w:w="1139" w:type="dxa"/>
+          </w:tcPr>
+          <w:p>
+            <w:pPr>
+              <w:jc w:val="center"/>
+              <w:rPr>
+                <w:rFonts w:ascii="Times New Roman" w:hAnsi="Times New Roman" w:cs="Times New Roman"/>
+                <w:bCs/>
+                <w:sz w:val="20"/>
+                <w:szCs w:val="20"/>
+                <w:lang w:val="en-US"/>
+              </w:rPr>
+            </w:pPr>
+            <w:r>
+              <w:rPr>
+                <w:rFonts w:ascii="Times New Roman" w:hAnsi="Times New Roman" w:cs="Times New Roman"/>
+                <w:bCs/>
+                <w:sz w:val="20"/>
+                <w:szCs w:val="20"/>
+                <w:lang w:val="en-US"/>
+              </w:rPr>
+              <w:t>935000;</w:t>
+            </w:r>
+          </w:p>
+          <w:p>
+            <w:pPr>
+              <w:jc w:val="center"/>
+              <w:rPr>
+                <w:rFonts w:ascii="Times New Roman" w:hAnsi="Times New Roman" w:cs="Times New Roman"/>
+                <w:bCs/>
+                <w:sz w:val="20"/>
+                <w:szCs w:val="20"/>
+                <w:lang w:val="en-US"/>
+              </w:rPr>
+            </w:pPr>
+            <w:r>
+              <w:rPr>
+                <w:rFonts w:ascii="Times New Roman" w:hAnsi="Times New Roman" w:cs="Times New Roman"/>
+                <w:bCs/>
+                <w:sz w:val="20"/>
+                <w:szCs w:val="20"/>
+                <w:lang w:val="en-US"/>
+              </w:rPr>
+              <w:t>320000;</w:t>
+            </w:r>
+          </w:p>
+          <w:p>
+            <w:pPr>
+              <w:jc w:val="center"/>
+              <w:rPr>
+                <w:rFonts w:ascii="Times New Roman" w:hAnsi="Times New Roman" w:cs="Times New Roman"/>
+                <w:bCs/>
+                <w:sz w:val="20"/>
+                <w:szCs w:val="20"/>
+                <w:lang w:val="en-US"/>
+              </w:rPr>
+            </w:pPr>
+            <w:r>
+              <w:rPr>
+                <w:rFonts w:ascii="Times New Roman" w:hAnsi="Times New Roman" w:cs="Times New Roman"/>
+                <w:bCs/>
+                <w:sz w:val="20"/>
+                <w:szCs w:val="20"/>
+                <w:lang w:val="en-US"/>
+              </w:rPr>
+              <w:t>150000;</w:t>
+            </w:r>
+          </w:p>
+          <w:p>
+            <w:pPr>
+              <w:jc w:val="center"/>
+              <w:rPr>
+                <w:rFonts w:ascii="Times New Roman" w:hAnsi="Times New Roman" w:cs="Times New Roman"/>
+                <w:bCs/>
+                <w:sz w:val="20"/>
+                <w:szCs w:val="20"/>
+                <w:lang w:val="en-US"/>
+              </w:rPr>
+            </w:pPr>
+            <w:r>
+              <w:rPr>
+                <w:rFonts w:ascii="Times New Roman" w:hAnsi="Times New Roman" w:cs="Times New Roman"/>
+                <w:bCs/>
+                <w:sz w:val="20"/>
+                <w:szCs w:val="20"/>
+                <w:lang w:val="en-US"/>
+              </w:rPr>
+              <w:t>36000</w:t>
+            </w:r>
+          </w:p>
+        </w:tc>
+        <w:tc>
+          <w:tcPr>
+            <w:tcW w:w="1788" w:type="dxa"/>
+          </w:tcPr>
+          <w:p>
+            <w:pPr>
+              <w:jc w:val="center"/>
+              <w:rPr>
+                <w:rFonts w:ascii="Times New Roman" w:hAnsi="Times New Roman" w:cs="Times New Roman"/>
+                <w:bCs/>
+                <w:sz w:val="20"/>
+                <w:szCs w:val="20"/>
+                <w:lang w:val="en-US"/>
+              </w:rPr>
+            </w:pPr>
+            <w:r>
+              <w:rPr>
+                <w:rFonts w:ascii="Times New Roman" w:hAnsi="Times New Roman" w:cs="Times New Roman"/>
+                <w:bCs/>
+                <w:sz w:val="20"/>
+                <w:szCs w:val="20"/>
+                <w:lang w:val="en-US"/>
+              </w:rPr>
+              <w:t>10;9;8;7</w:t>
+            </w:r>
+          </w:p>
+        </w:tc>
+        <w:tc>
+          <w:tcPr>
+            <w:tcW w:w="1011" w:type="dxa"/>
+          </w:tcPr>
+          <w:p>
+            <w:pPr>
+              <w:jc w:val="center"/>
+              <w:rPr>
+                <w:rFonts w:ascii="Times New Roman" w:hAnsi="Times New Roman" w:cs="Times New Roman"/>
+                <w:bCs/>
+                <w:sz w:val="20"/>
+                <w:szCs w:val="20"/>
+              </w:rPr>
+            </w:pPr>
+            <w:r>
+              <w:rPr>
+                <w:rFonts w:ascii="Times New Roman" w:hAnsi="Times New Roman" w:cs="Times New Roman"/>
+                <w:bCs/>
+                <w:sz w:val="20"/>
+                <w:szCs w:val="20"/>
+              </w:rPr>
+              <w:t>НДМГ/</w:t>
+            </w:r>
+          </w:p>
+          <w:p>
+            <w:pPr>
+              <w:jc w:val="center"/>
+              <w:rPr>
+                <w:rFonts w:ascii="Times New Roman" w:hAnsi="Times New Roman" w:cs="Times New Roman"/>
+                <w:bCs/>
+                <w:sz w:val="20"/>
+                <w:szCs w:val="20"/>
+              </w:rPr>
+            </w:pPr>
+            <w:r>
+              <w:rPr>
+                <w:rFonts w:ascii="Times New Roman" w:hAnsi="Times New Roman" w:cs="Times New Roman"/>
+                <w:bCs/>
+                <w:sz w:val="20"/>
+                <w:szCs w:val="20"/>
+              </w:rPr>
+              <w:t>АТ</w:t>
+            </w:r>
+          </w:p>
+        </w:tc>
+      </w:tr>
+      <w:tr>
+        <w:trPr>
+          <w:jc w:val="center"/>
+        </w:trPr>
+        <w:tc>
+          <w:tcPr>
+            <w:tcW w:w="417" w:type="dxa"/>
+          </w:tcPr>
+          <w:p>
+            <w:pPr>
+              <w:jc w:val="center"/>
+              <w:rPr>
+                <w:rFonts w:ascii="Times New Roman" w:hAnsi="Times New Roman" w:cs="Times New Roman"/>
+                <w:bCs/>
+                <w:sz w:val="20"/>
+                <w:szCs w:val="20"/>
+                <w:lang w:val="en-US"/>
+              </w:rPr>
+            </w:pPr>
+            <w:r>
+              <w:rPr>
+                <w:rFonts w:ascii="Times New Roman" w:hAnsi="Times New Roman" w:cs="Times New Roman"/>
+                <w:bCs/>
+                <w:sz w:val="20"/>
+                <w:szCs w:val="20"/>
+                <w:lang w:val="en-US"/>
+              </w:rPr>
+              <w:t>16</w:t>
+            </w:r>
+          </w:p>
+        </w:tc>
+        <w:tc>
+          <w:tcPr>
+            <w:tcW w:w="1294" w:type="dxa"/>
+          </w:tcPr>
+          <w:p>
+            <w:pPr>
+              <w:jc w:val="center"/>
+              <w:rPr>
+                <w:rFonts w:ascii="Times New Roman" w:hAnsi="Times New Roman" w:cs="Times New Roman"/>
+                <w:bCs/>
+                <w:sz w:val="20"/>
+                <w:szCs w:val="20"/>
+              </w:rPr>
+            </w:pPr>
+          </w:p>
+        </w:tc>
+        <w:tc>
+          <w:tcPr>
+            <w:tcW w:w="1027" w:type="dxa"/>
+          </w:tcPr>
+          <w:p>
+            <w:pPr>
+              <w:jc w:val="center"/>
+              <w:rPr>
+                <w:rFonts w:ascii="Times New Roman" w:hAnsi="Times New Roman" w:cs="Times New Roman"/>
+                <w:bCs/>
+                <w:sz w:val="20"/>
+                <w:szCs w:val="20"/>
+              </w:rPr>
+            </w:pPr>
+          </w:p>
+        </w:tc>
+        <w:tc>
+          <w:tcPr>
+            <w:tcW w:w="816" w:type="dxa"/>
+          </w:tcPr>
+          <w:p>
+            <w:pPr>
+              <w:jc w:val="center"/>
+              <w:rPr>
+                <w:rFonts w:ascii="Times New Roman" w:hAnsi="Times New Roman" w:cs="Times New Roman"/>
+                <w:bCs/>
+                <w:sz w:val="20"/>
+                <w:szCs w:val="20"/>
+              </w:rPr>
+            </w:pPr>
+          </w:p>
+        </w:tc>
+        <w:tc>
+          <w:tcPr>
+            <w:tcW w:w="916" w:type="dxa"/>
+          </w:tcPr>
+          <w:p>
+            <w:pPr>
+              <w:jc w:val="center"/>
+              <w:rPr>
+                <w:rFonts w:ascii="Times New Roman" w:hAnsi="Times New Roman" w:cs="Times New Roman"/>
+                <w:bCs/>
+                <w:sz w:val="20"/>
+                <w:szCs w:val="20"/>
+              </w:rPr>
+            </w:pPr>
+          </w:p>
+        </w:tc>
+        <w:tc>
+          <w:tcPr>
+            <w:tcW w:w="1148" w:type="dxa"/>
+          </w:tcPr>
+          <w:p>
+            <w:pPr>
+              <w:jc w:val="center"/>
+              <w:rPr>
+                <w:rFonts w:ascii="Times New Roman" w:hAnsi="Times New Roman" w:cs="Times New Roman"/>
+                <w:bCs/>
+                <w:sz w:val="20"/>
+                <w:szCs w:val="20"/>
+                <w:lang w:val="en-US"/>
+              </w:rPr>
+            </w:pPr>
+          </w:p>
+        </w:tc>
+        <w:tc>
+          <w:tcPr>
+            <w:tcW w:w="1139" w:type="dxa"/>
+          </w:tcPr>
+          <w:p>
+            <w:pPr>
+              <w:jc w:val="center"/>
+              <w:rPr>
+                <w:rFonts w:ascii="Times New Roman" w:hAnsi="Times New Roman" w:cs="Times New Roman"/>
+                <w:bCs/>
+                <w:sz w:val="20"/>
+                <w:szCs w:val="20"/>
+                <w:lang w:val="en-US"/>
+              </w:rPr>
+            </w:pPr>
+          </w:p>
+        </w:tc>
+        <w:tc>
+          <w:tcPr>
+            <w:tcW w:w="1788" w:type="dxa"/>
+          </w:tcPr>
+          <w:p>
+            <w:pPr>
+              <w:jc w:val="center"/>
+              <w:rPr>
+                <w:rFonts w:ascii="Times New Roman" w:hAnsi="Times New Roman" w:cs="Times New Roman"/>
+                <w:bCs/>
+                <w:sz w:val="20"/>
+                <w:szCs w:val="20"/>
+                <w:lang w:val="en-US"/>
+              </w:rPr>
+            </w:pPr>
+          </w:p>
+        </w:tc>
+        <w:tc>
+          <w:tcPr>
+            <w:tcW w:w="1011" w:type="dxa"/>
+          </w:tcPr>
+          <w:p>
+            <w:pPr>
+              <w:jc w:val="center"/>
+              <w:rPr>
+                <w:rFonts w:ascii="Times New Roman" w:hAnsi="Times New Roman" w:cs="Times New Roman"/>
+                <w:bCs/>
+                <w:sz w:val="20"/>
+                <w:szCs w:val="20"/>
+              </w:rPr>
+            </w:pPr>
+          </w:p>
+        </w:tc>
+      </w:tr>
+      <w:tr>
+        <w:trPr>
+          <w:jc w:val="center"/>
+        </w:trPr>
+        <w:tc>
+          <w:tcPr>
+            <w:tcW w:w="417" w:type="dxa"/>
+          </w:tcPr>
+          <w:p>
+            <w:pPr>
+              <w:jc w:val="center"/>
+              <w:rPr>
+                <w:rFonts w:ascii="Times New Roman" w:hAnsi="Times New Roman" w:cs="Times New Roman"/>
+                <w:bCs/>
+                <w:sz w:val="20"/>
+                <w:szCs w:val="20"/>
+                <w:lang w:val="en-US"/>
+              </w:rPr>
+            </w:pPr>
+            <w:r>
+              <w:rPr>
+                <w:rFonts w:ascii="Times New Roman" w:hAnsi="Times New Roman" w:cs="Times New Roman"/>
+                <w:bCs/>
+                <w:sz w:val="20"/>
+                <w:szCs w:val="20"/>
+                <w:lang w:val="en-US"/>
+              </w:rPr>
+              <w:t>17</w:t>
+            </w:r>
+          </w:p>
+        </w:tc>
+        <w:tc>
+          <w:tcPr>
+            <w:tcW w:w="1294" w:type="dxa"/>
+          </w:tcPr>
+          <w:p>
+            <w:pPr>
+              <w:jc w:val="center"/>
+              <w:rPr>
+                <w:rFonts w:ascii="Times New Roman" w:hAnsi="Times New Roman" w:cs="Times New Roman"/>
+                <w:bCs/>
+                <w:sz w:val="20"/>
+                <w:szCs w:val="20"/>
+              </w:rPr>
+            </w:pPr>
+          </w:p>
+        </w:tc>
+        <w:tc>
+          <w:tcPr>
+            <w:tcW w:w="1027" w:type="dxa"/>
+          </w:tcPr>
+          <w:p>
+            <w:pPr>
+              <w:jc w:val="center"/>
+              <w:rPr>
+                <w:rFonts w:ascii="Times New Roman" w:hAnsi="Times New Roman" w:cs="Times New Roman"/>
+                <w:bCs/>
+                <w:sz w:val="20"/>
+                <w:szCs w:val="20"/>
+              </w:rPr>
+            </w:pPr>
+          </w:p>
+        </w:tc>
+        <w:tc>
+          <w:tcPr>
+            <w:tcW w:w="816" w:type="dxa"/>
+          </w:tcPr>
+          <w:p>
+            <w:pPr>
+              <w:jc w:val="center"/>
+              <w:rPr>
+                <w:rFonts w:ascii="Times New Roman" w:hAnsi="Times New Roman" w:cs="Times New Roman"/>
+                <w:bCs/>
+                <w:sz w:val="20"/>
+                <w:szCs w:val="20"/>
+              </w:rPr>
+            </w:pPr>
+          </w:p>
+        </w:tc>
+        <w:tc>
+          <w:tcPr>
+            <w:tcW w:w="916" w:type="dxa"/>
+          </w:tcPr>
+          <w:p>
+            <w:pPr>
+              <w:jc w:val="center"/>
+              <w:rPr>
+                <w:rFonts w:ascii="Times New Roman" w:hAnsi="Times New Roman" w:cs="Times New Roman"/>
+                <w:bCs/>
+                <w:sz w:val="20"/>
+                <w:szCs w:val="20"/>
+              </w:rPr>
+            </w:pPr>
+          </w:p>
+        </w:tc>
+        <w:tc>
+          <w:tcPr>
+            <w:tcW w:w="1148" w:type="dxa"/>
+          </w:tcPr>
+          <w:p>
+            <w:pPr>
+              <w:jc w:val="center"/>
+              <w:rPr>
+                <w:rFonts w:ascii="Times New Roman" w:hAnsi="Times New Roman" w:cs="Times New Roman"/>
+                <w:bCs/>
+                <w:sz w:val="20"/>
+                <w:szCs w:val="20"/>
+                <w:lang w:val="en-US"/>
+              </w:rPr>
+            </w:pPr>
+          </w:p>
+        </w:tc>
+        <w:tc>
+          <w:tcPr>
+            <w:tcW w:w="1139" w:type="dxa"/>
+          </w:tcPr>
+          <w:p>
+            <w:pPr>
+              <w:jc w:val="center"/>
+              <w:rPr>
+                <w:rFonts w:ascii="Times New Roman" w:hAnsi="Times New Roman" w:cs="Times New Roman"/>
+                <w:bCs/>
+                <w:sz w:val="20"/>
+                <w:szCs w:val="20"/>
+                <w:lang w:val="en-US"/>
+              </w:rPr>
+            </w:pPr>
+          </w:p>
+        </w:tc>
+        <w:tc>
+          <w:tcPr>
+            <w:tcW w:w="1788" w:type="dxa"/>
+          </w:tcPr>
+          <w:p>
+            <w:pPr>
+              <w:jc w:val="center"/>
+              <w:rPr>
+                <w:rFonts w:ascii="Times New Roman" w:hAnsi="Times New Roman" w:cs="Times New Roman"/>
+                <w:bCs/>
+                <w:sz w:val="20"/>
+                <w:szCs w:val="20"/>
+                <w:lang w:val="en-US"/>
+              </w:rPr>
+            </w:pPr>
+          </w:p>
+        </w:tc>
+        <w:tc>
+          <w:tcPr>
+            <w:tcW w:w="1011" w:type="dxa"/>
+          </w:tcPr>
+          <w:p>
+            <w:pPr>
+              <w:jc w:val="center"/>
+              <w:rPr>
+                <w:rFonts w:ascii="Times New Roman" w:hAnsi="Times New Roman" w:cs="Times New Roman"/>
+                <w:bCs/>
+                <w:sz w:val="20"/>
+                <w:szCs w:val="20"/>
+              </w:rPr>
+            </w:pPr>
+          </w:p>
+        </w:tc>
+      </w:tr>
+      <w:tr>
+        <w:trPr>
+          <w:jc w:val="center"/>
+        </w:trPr>
+        <w:tc>
+          <w:tcPr>
+            <w:tcW w:w="417" w:type="dxa"/>
+          </w:tcPr>
+          <w:p>
+            <w:pPr>
+              <w:jc w:val="center"/>
+              <w:rPr>
+                <w:rFonts w:ascii="Times New Roman" w:hAnsi="Times New Roman" w:cs="Times New Roman"/>
+                <w:bCs/>
+                <w:sz w:val="20"/>
+                <w:szCs w:val="20"/>
+                <w:lang w:val="en-US"/>
+              </w:rPr>
+            </w:pPr>
+            <w:r>
+              <w:rPr>
+                <w:rFonts w:ascii="Times New Roman" w:hAnsi="Times New Roman" w:cs="Times New Roman"/>
+                <w:bCs/>
+                <w:sz w:val="20"/>
+                <w:szCs w:val="20"/>
+                <w:lang w:val="en-US"/>
+              </w:rPr>
+              <w:t>18</w:t>
+            </w:r>
+          </w:p>
+        </w:tc>
+        <w:tc>
+          <w:tcPr>
+            <w:tcW w:w="1294" w:type="dxa"/>
+          </w:tcPr>
+          <w:p>
+            <w:pPr>
+              <w:jc w:val="center"/>
+              <w:rPr>
+                <w:rFonts w:ascii="Times New Roman" w:hAnsi="Times New Roman" w:cs="Times New Roman"/>
+                <w:bCs/>
+                <w:sz w:val="20"/>
+                <w:szCs w:val="20"/>
+              </w:rPr>
+            </w:pPr>
+          </w:p>
+        </w:tc>
+        <w:tc>
+          <w:tcPr>
+            <w:tcW w:w="1027" w:type="dxa"/>
+          </w:tcPr>
+          <w:p>
+            <w:pPr>
+              <w:jc w:val="center"/>
+              <w:rPr>
+                <w:rFonts w:ascii="Times New Roman" w:hAnsi="Times New Roman" w:cs="Times New Roman"/>
+                <w:bCs/>
+                <w:sz w:val="20"/>
+                <w:szCs w:val="20"/>
+              </w:rPr>
+            </w:pPr>
+          </w:p>
+        </w:tc>
+        <w:tc>
+          <w:tcPr>
+            <w:tcW w:w="816" w:type="dxa"/>
+          </w:tcPr>
+          <w:p>
+            <w:pPr>
+              <w:jc w:val="center"/>
+              <w:rPr>
+                <w:rFonts w:ascii="Times New Roman" w:hAnsi="Times New Roman" w:cs="Times New Roman"/>
+                <w:bCs/>
+                <w:sz w:val="20"/>
+                <w:szCs w:val="20"/>
+              </w:rPr>
+            </w:pPr>
+          </w:p>
+        </w:tc>
+        <w:tc>
+          <w:tcPr>
+            <w:tcW w:w="916" w:type="dxa"/>
+          </w:tcPr>
+          <w:p>
+            <w:pPr>
+              <w:jc w:val="center"/>
+              <w:rPr>
+                <w:rFonts w:ascii="Times New Roman" w:hAnsi="Times New Roman" w:cs="Times New Roman"/>
+                <w:bCs/>
+                <w:sz w:val="20"/>
+                <w:szCs w:val="20"/>
+              </w:rPr>
+            </w:pPr>
+          </w:p>
+        </w:tc>
+        <w:tc>
+          <w:tcPr>
+            <w:tcW w:w="1148" w:type="dxa"/>
+          </w:tcPr>
+          <w:p>
+            <w:pPr>
+              <w:jc w:val="center"/>
+              <w:rPr>
+                <w:rFonts w:ascii="Times New Roman" w:hAnsi="Times New Roman" w:cs="Times New Roman"/>
+                <w:bCs/>
+                <w:sz w:val="20"/>
+                <w:szCs w:val="20"/>
+                <w:lang w:val="en-US"/>
+              </w:rPr>
+            </w:pPr>
+          </w:p>
+        </w:tc>
+        <w:tc>
+          <w:tcPr>
+            <w:tcW w:w="1139" w:type="dxa"/>
+          </w:tcPr>
+          <w:p>
+            <w:pPr>
+              <w:jc w:val="center"/>
+              <w:rPr>
+                <w:rFonts w:ascii="Times New Roman" w:hAnsi="Times New Roman" w:cs="Times New Roman"/>
+                <w:bCs/>
+                <w:sz w:val="20"/>
+                <w:szCs w:val="20"/>
+                <w:lang w:val="en-US"/>
+              </w:rPr>
+            </w:pPr>
+          </w:p>
+        </w:tc>
+        <w:tc>
+          <w:tcPr>
+            <w:tcW w:w="1788" w:type="dxa"/>
+          </w:tcPr>
+          <w:p>
+            <w:pPr>
+              <w:jc w:val="center"/>
+              <w:rPr>
+                <w:rFonts w:ascii="Times New Roman" w:hAnsi="Times New Roman" w:cs="Times New Roman"/>
+                <w:bCs/>
+                <w:sz w:val="20"/>
+                <w:szCs w:val="20"/>
+                <w:lang w:val="en-US"/>
+              </w:rPr>
+            </w:pPr>
+          </w:p>
+        </w:tc>
+        <w:tc>
+          <w:tcPr>
+            <w:tcW w:w="1011" w:type="dxa"/>
+          </w:tcPr>
+          <w:p>
+            <w:pPr>
+              <w:jc w:val="center"/>
+              <w:rPr>
+                <w:rFonts w:ascii="Times New Roman" w:hAnsi="Times New Roman" w:cs="Times New Roman"/>
+                <w:bCs/>
+                <w:sz w:val="20"/>
+                <w:szCs w:val="20"/>
+              </w:rPr>
+            </w:pPr>
+          </w:p>
+        </w:tc>
+      </w:tr>
+      <w:tr>
+        <w:trPr>
+          <w:jc w:val="center"/>
+        </w:trPr>
+        <w:tc>
+          <w:tcPr>
+            <w:tcW w:w="417" w:type="dxa"/>
+          </w:tcPr>
+          <w:p>
+            <w:pPr>
+              <w:jc w:val="center"/>
+              <w:rPr>
+                <w:rFonts w:ascii="Times New Roman" w:hAnsi="Times New Roman" w:cs="Times New Roman"/>
+                <w:bCs/>
+                <w:sz w:val="20"/>
+                <w:szCs w:val="20"/>
+                <w:lang w:val="en-US"/>
+              </w:rPr>
+            </w:pPr>
+            <w:r>
+              <w:rPr>
+                <w:rFonts w:ascii="Times New Roman" w:hAnsi="Times New Roman" w:cs="Times New Roman"/>
+                <w:bCs/>
+                <w:sz w:val="20"/>
+                <w:szCs w:val="20"/>
+                <w:lang w:val="en-US"/>
+              </w:rPr>
+              <w:t>19</w:t>
+            </w:r>
+          </w:p>
+        </w:tc>
+        <w:tc>
+          <w:tcPr>
+            <w:tcW w:w="1294" w:type="dxa"/>
+          </w:tcPr>
+          <w:p>
+            <w:pPr>
+              <w:jc w:val="center"/>
+              <w:rPr>
+                <w:rFonts w:ascii="Times New Roman" w:hAnsi="Times New Roman" w:cs="Times New Roman"/>
+                <w:bCs/>
+                <w:sz w:val="20"/>
+                <w:szCs w:val="20"/>
+              </w:rPr>
+            </w:pPr>
+          </w:p>
+        </w:tc>
+        <w:tc>
+          <w:tcPr>
+            <w:tcW w:w="1027" w:type="dxa"/>
+          </w:tcPr>
+          <w:p>
+            <w:pPr>
+              <w:jc w:val="center"/>
+              <w:rPr>
+                <w:rFonts w:ascii="Times New Roman" w:hAnsi="Times New Roman" w:cs="Times New Roman"/>
+                <w:bCs/>
+                <w:sz w:val="20"/>
+                <w:szCs w:val="20"/>
+              </w:rPr>
+            </w:pPr>
+          </w:p>
+        </w:tc>
+        <w:tc>
+          <w:tcPr>
+            <w:tcW w:w="816" w:type="dxa"/>
+          </w:tcPr>
+          <w:p>
+            <w:pPr>
+              <w:jc w:val="center"/>
+              <w:rPr>
+                <w:rFonts w:ascii="Times New Roman" w:hAnsi="Times New Roman" w:cs="Times New Roman"/>
+                <w:bCs/>
+                <w:sz w:val="20"/>
+                <w:szCs w:val="20"/>
+              </w:rPr>
+            </w:pPr>
+          </w:p>
+        </w:tc>
+        <w:tc>
+          <w:tcPr>
+            <w:tcW w:w="916" w:type="dxa"/>
+          </w:tcPr>
+          <w:p>
+            <w:pPr>
+              <w:jc w:val="center"/>
+              <w:rPr>
+                <w:rFonts w:ascii="Times New Roman" w:hAnsi="Times New Roman" w:cs="Times New Roman"/>
+                <w:bCs/>
+                <w:sz w:val="20"/>
+                <w:szCs w:val="20"/>
+              </w:rPr>
+            </w:pPr>
+          </w:p>
+        </w:tc>
+        <w:tc>
+          <w:tcPr>
+            <w:tcW w:w="1148" w:type="dxa"/>
+          </w:tcPr>
+          <w:p>
+            <w:pPr>
+              <w:jc w:val="center"/>
+              <w:rPr>
+                <w:rFonts w:ascii="Times New Roman" w:hAnsi="Times New Roman" w:cs="Times New Roman"/>
+                <w:bCs/>
+                <w:sz w:val="20"/>
+                <w:szCs w:val="20"/>
+                <w:lang w:val="en-US"/>
+              </w:rPr>
+            </w:pPr>
+          </w:p>
+        </w:tc>
+        <w:tc>
+          <w:tcPr>
+            <w:tcW w:w="1139" w:type="dxa"/>
+          </w:tcPr>
+          <w:p>
+            <w:pPr>
+              <w:jc w:val="center"/>
+              <w:rPr>
+                <w:rFonts w:ascii="Times New Roman" w:hAnsi="Times New Roman" w:cs="Times New Roman"/>
+                <w:bCs/>
+                <w:sz w:val="20"/>
+                <w:szCs w:val="20"/>
+                <w:lang w:val="en-US"/>
+              </w:rPr>
+            </w:pPr>
+          </w:p>
+        </w:tc>
+        <w:tc>
+          <w:tcPr>
+            <w:tcW w:w="1788" w:type="dxa"/>
+          </w:tcPr>
+          <w:p>
+            <w:pPr>
+              <w:jc w:val="center"/>
+              <w:rPr>
+                <w:rFonts w:ascii="Times New Roman" w:hAnsi="Times New Roman" w:cs="Times New Roman"/>
+                <w:bCs/>
+                <w:sz w:val="20"/>
+                <w:szCs w:val="20"/>
+                <w:lang w:val="en-US"/>
+              </w:rPr>
+            </w:pPr>
+          </w:p>
+        </w:tc>
+        <w:tc>
+          <w:tcPr>
+            <w:tcW w:w="1011" w:type="dxa"/>
+          </w:tcPr>
+          <w:p>
+            <w:pPr>
+              <w:jc w:val="center"/>
+              <w:rPr>
+                <w:rFonts w:ascii="Times New Roman" w:hAnsi="Times New Roman" w:cs="Times New Roman"/>
+                <w:bCs/>
+                <w:sz w:val="20"/>
+                <w:szCs w:val="20"/>
+              </w:rPr>
+            </w:pPr>
+          </w:p>
+        </w:tc>
+      </w:tr>
+      <w:tr>
+        <w:trPr>
+          <w:jc w:val="center"/>
+        </w:trPr>
+        <w:tc>
+          <w:tcPr>
+            <w:tcW w:w="417" w:type="dxa"/>
+          </w:tcPr>
+          <w:p>
+            <w:pPr>
+              <w:jc w:val="center"/>
+              <w:rPr>
+                <w:rFonts w:ascii="Times New Roman" w:hAnsi="Times New Roman" w:cs="Times New Roman"/>
+                <w:bCs/>
+                <w:sz w:val="20"/>
+                <w:szCs w:val="20"/>
+                <w:lang w:val="en-US"/>
+              </w:rPr>
+            </w:pPr>
+            <w:r>
+              <w:rPr>
+                <w:rFonts w:ascii="Times New Roman" w:hAnsi="Times New Roman" w:cs="Times New Roman"/>
+                <w:bCs/>
+                <w:sz w:val="20"/>
+                <w:szCs w:val="20"/>
+                <w:lang w:val="en-US"/>
+              </w:rPr>
+              <w:t>20</w:t>
+            </w:r>
+          </w:p>
+        </w:tc>
+        <w:tc>
+          <w:tcPr>
+            <w:tcW w:w="1294" w:type="dxa"/>
+          </w:tcPr>
+          <w:p>
+            <w:pPr>
+              <w:jc w:val="center"/>
+              <w:rPr>
+                <w:rFonts w:ascii="Times New Roman" w:hAnsi="Times New Roman" w:cs="Times New Roman"/>
+                <w:bCs/>
+                <w:sz w:val="20"/>
+                <w:szCs w:val="20"/>
+              </w:rPr>
+            </w:pPr>
+          </w:p>
+        </w:tc>
+        <w:tc>
+          <w:tcPr>
+            <w:tcW w:w="1027" w:type="dxa"/>
+          </w:tcPr>
+          <w:p>
+            <w:pPr>
+              <w:jc w:val="center"/>
+              <w:rPr>
+                <w:rFonts w:ascii="Times New Roman" w:hAnsi="Times New Roman" w:cs="Times New Roman"/>
+                <w:bCs/>
+                <w:sz w:val="20"/>
+                <w:szCs w:val="20"/>
+              </w:rPr>
+            </w:pPr>
+          </w:p>
+        </w:tc>
+        <w:tc>
+          <w:tcPr>
+            <w:tcW w:w="816" w:type="dxa"/>
+          </w:tcPr>
+          <w:p>
+            <w:pPr>
+              <w:jc w:val="center"/>
+              <w:rPr>
+                <w:rFonts w:ascii="Times New Roman" w:hAnsi="Times New Roman" w:cs="Times New Roman"/>
+                <w:bCs/>
+                <w:sz w:val="20"/>
+                <w:szCs w:val="20"/>
+              </w:rPr>
+            </w:pPr>
+          </w:p>
+        </w:tc>
+        <w:tc>
+          <w:tcPr>
+            <w:tcW w:w="916" w:type="dxa"/>
+          </w:tcPr>
+          <w:p>
+            <w:pPr>
+              <w:jc w:val="center"/>
+              <w:rPr>
+                <w:rFonts w:ascii="Times New Roman" w:hAnsi="Times New Roman" w:cs="Times New Roman"/>
+                <w:bCs/>
+                <w:sz w:val="20"/>
+                <w:szCs w:val="20"/>
+              </w:rPr>
+            </w:pPr>
+          </w:p>
+        </w:tc>
+        <w:tc>
+          <w:tcPr>
+            <w:tcW w:w="1148" w:type="dxa"/>
+          </w:tcPr>
+          <w:p>
+            <w:pPr>
+              <w:jc w:val="center"/>
+              <w:rPr>
+                <w:rFonts w:ascii="Times New Roman" w:hAnsi="Times New Roman" w:cs="Times New Roman"/>
+                <w:bCs/>
+                <w:sz w:val="20"/>
+                <w:szCs w:val="20"/>
+                <w:lang w:val="en-US"/>
+              </w:rPr>
+            </w:pPr>
+          </w:p>
+        </w:tc>
+        <w:tc>
+          <w:tcPr>
+            <w:tcW w:w="1139" w:type="dxa"/>
+          </w:tcPr>
+          <w:p>
+            <w:pPr>
+              <w:jc w:val="center"/>
+              <w:rPr>
+                <w:rFonts w:ascii="Times New Roman" w:hAnsi="Times New Roman" w:cs="Times New Roman"/>
+                <w:bCs/>
+                <w:sz w:val="20"/>
+                <w:szCs w:val="20"/>
+                <w:lang w:val="en-US"/>
+              </w:rPr>
+            </w:pPr>
+          </w:p>
+        </w:tc>
+        <w:tc>
+          <w:tcPr>
+            <w:tcW w:w="1788" w:type="dxa"/>
+          </w:tcPr>
+          <w:p>
+            <w:pPr>
+              <w:jc w:val="center"/>
+              <w:rPr>
+                <w:rFonts w:ascii="Times New Roman" w:hAnsi="Times New Roman" w:cs="Times New Roman"/>
+                <w:bCs/>
+                <w:sz w:val="20"/>
+                <w:szCs w:val="20"/>
+                <w:lang w:val="en-US"/>
+              </w:rPr>
+            </w:pPr>
+          </w:p>
+        </w:tc>
+        <w:tc>
+          <w:tcPr>
+            <w:tcW w:w="1011" w:type="dxa"/>
+          </w:tcPr>
+          <w:p>
+            <w:pPr>
+              <w:jc w:val="center"/>
+              <w:rPr>
+                <w:rFonts w:ascii="Times New Roman" w:hAnsi="Times New Roman" w:cs="Times New Roman"/>
+                <w:bCs/>
+                <w:sz w:val="20"/>
+                <w:szCs w:val="20"/>
+              </w:rPr>
+            </w:pPr>
           </w:p>
         </w:tc>
       </w:tr>
@@ -34058,6 +36894,7 @@
   <w:style w:type="character" w:default="1" w:styleId="a0">
     <w:name w:val="Default Paragraph Font"/>
     <w:uiPriority w:val="1"/>
+    <w:semiHidden/>
     <w:unhideWhenUsed/>
   </w:style>
   <w:style w:type="table" w:default="1" w:styleId="a1">
